--- a/docs/downloads/منوعات/تم/doc_0735.docx
+++ b/docs/downloads/منوعات/تم/doc_0735.docx
@@ -1,80 +1,334 @@
 
 <file path=word/document.xml><?xml version="1.0" encoding="utf-8"?>
-<w:document xmlns:wpc="http://schemas.microsoft.com/office/word/2010/wordprocessingCanvas" xmlns:cx="http://schemas.microsoft.com/office/drawing/2014/chartex" xmlns:cx1="http://schemas.microsoft.com/office/drawing/2015/9/8/chartex" xmlns:cx2="http://schemas.microsoft.com/office/drawing/2015/10/21/chartex" xmlns:cx3="http://schemas.microsoft.com/office/drawing/2016/5/9/chartex" xmlns:cx4="http://schemas.microsoft.com/office/drawing/2016/5/10/chartex" xmlns:cx5="http://schemas.microsoft.com/office/drawing/2016/5/11/chartex" xmlns:cx6="http://schemas.microsoft.com/office/drawing/2016/5/12/chartex" xmlns:cx7="http://schemas.microsoft.com/office/drawing/2016/5/13/chartex" xmlns:cx8="http://schemas.microsoft.com/office/drawing/2016/5/14/chartex" xmlns:mc="http://schemas.openxmlformats.org/markup-compatibility/2006" xmlns:aink="http://schemas.microsoft.com/office/drawing/2016/ink" xmlns:am3d="http://schemas.microsoft.com/office/drawing/2017/model3d" xmlns:o="urn:schemas-microsoft-com:office:office" xmlns:oel="http://schemas.microsoft.com/office/2019/extlst" xmlns:r="http://schemas.openxmlformats.org/officeDocument/2006/relationships" xmlns:m="http://schemas.openxmlformats.org/officeDocument/2006/math" xmlns:v="urn:schemas-microsoft-com:vml" xmlns:wp14="http://schemas.microsoft.com/office/word/2010/wordprocessingDrawing" xmlns:wp="http://schemas.openxmlformats.org/drawingml/2006/wordprocessingDrawing" xmlns:w10="urn:schemas-microsoft-com:office:word" xmlns:w="http://schemas.openxmlformats.org/wordprocessingml/2006/main" xmlns:w14="http://schemas.microsoft.com/office/word/2010/wordml" xmlns:w15="http://schemas.microsoft.com/office/word/2012/wordml" xmlns:w16cex="http://schemas.microsoft.com/office/word/2018/wordml/cex" xmlns:w16cid="http://schemas.microsoft.com/office/word/2016/wordml/cid" xmlns:w16="http://schemas.microsoft.com/office/word/2018/wordml" xmlns:w16sdtdh="http://schemas.microsoft.com/office/word/2020/wordml/sdtdatahash" xmlns:w16se="http://schemas.microsoft.com/office/word/2015/wordml/symex" xmlns:wpg="http://schemas.microsoft.com/office/word/2010/wordprocessingGroup" xmlns:wpi="http://schemas.microsoft.com/office/word/2010/wordprocessingInk" xmlns:wne="http://schemas.microsoft.com/office/word/2006/wordml" xmlns:wps="http://schemas.microsoft.com/office/word/2010/wordprocessingShape" mc:Ignorable="w14 w15 w16se w16cid w16 w16cex w16sdtdh wp14">
+<w:document xmlns:wpc="http://schemas.microsoft.com/office/word/2010/wordprocessingCanvas" xmlns:cx="http://schemas.microsoft.com/office/drawing/2014/chartex" xmlns:cx1="http://schemas.microsoft.com/office/drawing/2015/9/8/chartex" xmlns:cx2="http://schemas.microsoft.com/office/drawing/2015/10/21/chartex" xmlns:cx3="http://schemas.microsoft.com/office/drawing/2016/5/9/chartex" xmlns:cx4="http://schemas.microsoft.com/office/drawing/2016/5/10/chartex" xmlns:cx5="http://schemas.microsoft.com/office/drawing/2016/5/11/chartex" xmlns:cx6="http://schemas.microsoft.com/office/drawing/2016/5/12/chartex" xmlns:cx7="http://schemas.microsoft.com/office/drawing/2016/5/13/chartex" xmlns:cx8="http://schemas.microsoft.com/office/drawing/2016/5/14/chartex" xmlns:mc="http://schemas.openxmlformats.org/markup-compatibility/2006" xmlns:aink="http://schemas.microsoft.com/office/drawing/2016/ink" xmlns:am3d="http://schemas.microsoft.com/office/drawing/2017/model3d" xmlns:o="urn:schemas-microsoft-com:office:office" xmlns:r="http://schemas.openxmlformats.org/officeDocument/2006/relationships" xmlns:m="http://schemas.openxmlformats.org/officeDocument/2006/math" xmlns:v="urn:schemas-microsoft-com:vml" xmlns:wp14="http://schemas.microsoft.com/office/word/2010/wordprocessingDrawing" xmlns:wp="http://schemas.openxmlformats.org/drawingml/2006/wordprocessingDrawing" xmlns:w10="urn:schemas-microsoft-com:office:word" xmlns:w="http://schemas.openxmlformats.org/wordprocessingml/2006/main" xmlns:w14="http://schemas.microsoft.com/office/word/2010/wordml" xmlns:w15="http://schemas.microsoft.com/office/word/2012/wordml" xmlns:w16cex="http://schemas.microsoft.com/office/word/2018/wordml/cex" xmlns:w16cid="http://schemas.microsoft.com/office/word/2016/wordml/cid" xmlns:w16="http://schemas.microsoft.com/office/word/2018/wordml" xmlns:w16se="http://schemas.microsoft.com/office/word/2015/wordml/symex" xmlns:wpg="http://schemas.microsoft.com/office/word/2010/wordprocessingGroup" xmlns:wpi="http://schemas.microsoft.com/office/word/2010/wordprocessingInk" xmlns:wne="http://schemas.microsoft.com/office/word/2006/wordml" xmlns:wps="http://schemas.microsoft.com/office/word/2010/wordprocessingShape" mc:Ignorable="w14 w15 w16se w16cid w16 w16cex wp14">
+  <w:background w:color="EDEDED" w:themeColor="accent3" w:themeTint="33"/>
   <w:body>
     <w:p>
       <w:pPr>
-        <w:rPr>
+        <w:bidi/>
+        <w:jc w:val="center"/>
+        <w:rPr>
+          <w:b/>
+          <w:bCs/>
+          <w:sz w:val="56"/>
+          <w:szCs w:val="56"/>
           <w:rtl/>
           <w:lang w:bidi="ar-EG"/>
         </w:rPr>
       </w:pPr>
-      <w:hyperlink r:id="rId7" w:anchor=":~:text=Ich%20werde%20nie%20vergessen%2C" w:history="1">
-        <w:r>
-          <w:rPr>
-            <w:rStyle w:val="Hyperlink"/>
-            <w:rtl/>
-            <w:lang w:bidi="ar-EG"/>
-          </w:rPr>
-          <w:t>كيف تعلّمت بأن المسيح هو كل شيء</w:t>
-        </w:r>
-      </w:hyperlink>
+      <w:r>
+        <w:rPr>
+          <w:b/>
+          <w:bCs/>
+          <w:sz w:val="56"/>
+          <w:szCs w:val="56"/>
+          <w:rtl/>
+          <w:lang w:bidi="ar-EG"/>
+        </w:rPr>
+        <w:fldChar w:fldCharType="begin"/>
+      </w:r>
+      <w:r>
+        <w:rPr>
+          <w:b/>
+          <w:bCs/>
+          <w:sz w:val="56"/>
+          <w:szCs w:val="56"/>
+          <w:rtl/>
+          <w:lang w:bidi="ar-EG"/>
+        </w:rPr>
+        <w:instrText xml:space="preserve"> </w:instrText>
+      </w:r>
+      <w:r>
+        <w:rPr>
+          <w:b/>
+          <w:bCs/>
+          <w:sz w:val="56"/>
+          <w:szCs w:val="56"/>
+          <w:lang w:bidi="ar-EG"/>
+        </w:rPr>
+        <w:instrText>HYPERLINK</w:instrText>
+      </w:r>
+      <w:r>
+        <w:rPr>
+          <w:b/>
+          <w:bCs/>
+          <w:sz w:val="56"/>
+          <w:szCs w:val="56"/>
+          <w:rtl/>
+          <w:lang w:bidi="ar-EG"/>
+        </w:rPr>
+        <w:instrText xml:space="preserve"> "</w:instrText>
+      </w:r>
+      <w:r>
+        <w:rPr>
+          <w:b/>
+          <w:bCs/>
+          <w:sz w:val="56"/>
+          <w:szCs w:val="56"/>
+          <w:lang w:bidi="ar-EG"/>
+        </w:rPr>
+        <w:instrText>https://www.bibelstudium.de/articles/327/zu-meinem-gedaechtnis.html</w:instrText>
+      </w:r>
+      <w:r>
+        <w:rPr>
+          <w:b/>
+          <w:bCs/>
+          <w:sz w:val="56"/>
+          <w:szCs w:val="56"/>
+          <w:rtl/>
+          <w:lang w:bidi="ar-EG"/>
+        </w:rPr>
+        <w:instrText>" \</w:instrText>
+      </w:r>
+      <w:r>
+        <w:rPr>
+          <w:b/>
+          <w:bCs/>
+          <w:sz w:val="56"/>
+          <w:szCs w:val="56"/>
+          <w:lang w:bidi="ar-EG"/>
+        </w:rPr>
+        <w:instrText>l</w:instrText>
+      </w:r>
+      <w:r>
+        <w:rPr>
+          <w:b/>
+          <w:bCs/>
+          <w:sz w:val="56"/>
+          <w:szCs w:val="56"/>
+          <w:rtl/>
+          <w:lang w:bidi="ar-EG"/>
+        </w:rPr>
+        <w:instrText xml:space="preserve"> ":~:</w:instrText>
+      </w:r>
+      <w:r>
+        <w:rPr>
+          <w:b/>
+          <w:bCs/>
+          <w:sz w:val="56"/>
+          <w:szCs w:val="56"/>
+          <w:lang w:bidi="ar-EG"/>
+        </w:rPr>
+        <w:instrText>text=noch%20den%20Ausspruch%20des%20Herrn%20hinzuf%C3%BCgt%3A,diesem%20Mahl%20einen%20feierlichen%20Charakter%2C</w:instrText>
+      </w:r>
+      <w:r>
+        <w:rPr>
+          <w:b/>
+          <w:bCs/>
+          <w:sz w:val="56"/>
+          <w:szCs w:val="56"/>
+          <w:rtl/>
+          <w:lang w:bidi="ar-EG"/>
+        </w:rPr>
+        <w:instrText xml:space="preserve">" </w:instrText>
+      </w:r>
+      <w:r>
+        <w:rPr>
+          <w:b/>
+          <w:bCs/>
+          <w:sz w:val="56"/>
+          <w:szCs w:val="56"/>
+          <w:rtl/>
+          <w:lang w:bidi="ar-EG"/>
+        </w:rPr>
+      </w:r>
+      <w:r>
+        <w:rPr>
+          <w:b/>
+          <w:bCs/>
+          <w:sz w:val="56"/>
+          <w:szCs w:val="56"/>
+          <w:rtl/>
+          <w:lang w:bidi="ar-EG"/>
+        </w:rPr>
+        <w:fldChar w:fldCharType="separate"/>
+      </w:r>
+      <w:r>
+        <w:rPr>
+          <w:rStyle w:val="Hyperlink"/>
+          <w:rFonts w:hint="cs"/>
+          <w:b/>
+          <w:bCs/>
+          <w:sz w:val="56"/>
+          <w:szCs w:val="56"/>
+          <w:rtl/>
+          <w:lang w:bidi="ar-EG"/>
+        </w:rPr>
+        <w:t>لذكري</w:t>
+      </w:r>
+      <w:r>
+        <w:rPr>
+          <w:b/>
+          <w:bCs/>
+          <w:sz w:val="56"/>
+          <w:szCs w:val="56"/>
+          <w:rtl/>
+          <w:lang w:bidi="ar-EG"/>
+        </w:rPr>
+        <w:fldChar w:fldCharType="end"/>
+      </w:r>
     </w:p>
     <w:p>
       <w:pPr>
-        <w:rPr>
+        <w:bidi/>
+        <w:jc w:val="both"/>
+        <w:rPr>
+          <w:b/>
+          <w:bCs/>
+          <w:sz w:val="44"/>
+          <w:szCs w:val="44"/>
           <w:rtl/>
           <w:lang w:bidi="ar-EG"/>
         </w:rPr>
       </w:pPr>
       <w:r>
         <w:rPr>
-          <w:rtl/>
-          <w:lang w:bidi="ar-EG"/>
-        </w:rPr>
-        <w:t xml:space="preserve">ذكريات من </w:t>
+          <w:rFonts w:hint="cs"/>
+          <w:b/>
+          <w:bCs/>
+          <w:sz w:val="44"/>
+          <w:szCs w:val="44"/>
+          <w:rtl/>
+          <w:lang w:bidi="ar-EG"/>
+        </w:rPr>
+        <w:t xml:space="preserve">لوقا 22: 19 </w:t>
+      </w:r>
+      <w:r>
+        <w:rPr>
+          <w:b/>
+          <w:bCs/>
+          <w:sz w:val="44"/>
+          <w:szCs w:val="44"/>
+          <w:rtl/>
+          <w:lang w:bidi="ar-EG"/>
+        </w:rPr>
+        <w:t>–</w:t>
+      </w:r>
+      <w:r>
+        <w:rPr>
+          <w:rFonts w:hint="cs"/>
+          <w:b/>
+          <w:bCs/>
+          <w:sz w:val="44"/>
+          <w:szCs w:val="44"/>
+          <w:rtl/>
+          <w:lang w:bidi="ar-EG"/>
+        </w:rPr>
+        <w:t xml:space="preserve"> 20</w:t>
       </w:r>
     </w:p>
     <w:p>
       <w:pPr>
-        <w:rPr>
+        <w:bidi/>
+        <w:jc w:val="both"/>
+        <w:rPr>
+          <w:b/>
+          <w:bCs/>
+          <w:sz w:val="48"/>
+          <w:szCs w:val="48"/>
           <w:rtl/>
           <w:lang w:bidi="ar-EG"/>
         </w:rPr>
       </w:pPr>
       <w:r>
         <w:rPr>
-          <w:lang w:bidi="ar-EG"/>
-        </w:rPr>
-        <w:t>John Thomas Mawson</w:t>
+          <w:b/>
+          <w:bCs/>
+          <w:sz w:val="48"/>
+          <w:szCs w:val="48"/>
+          <w:lang w:bidi="ar-EG"/>
+        </w:rPr>
+        <w:t>W.J. Hocking</w:t>
       </w:r>
     </w:p>
     <w:p>
       <w:pPr>
-        <w:rPr>
+        <w:bidi/>
+        <w:jc w:val="both"/>
+        <w:rPr>
+          <w:sz w:val="56"/>
+          <w:szCs w:val="56"/>
           <w:rtl/>
           <w:lang w:bidi="ar-EG"/>
         </w:rPr>
       </w:pPr>
       <w:r>
         <w:rPr>
-          <w:rtl/>
-          <w:lang w:bidi="ar-EG"/>
-        </w:rPr>
-        <w:t>كولوسي 2: 6، 7</w:t>
-      </w:r>
-      <w:r>
-        <w:rPr>
-          <w:rFonts w:hint="cs"/>
-          <w:rtl/>
-          <w:lang w:bidi="ar-EG"/>
-        </w:rPr>
-        <w:t xml:space="preserve"> ، 2. تيموثاوس 2: 1، 8</w:t>
+          <w:rFonts w:hint="cs"/>
+          <w:sz w:val="56"/>
+          <w:szCs w:val="56"/>
+          <w:rtl/>
+          <w:lang w:bidi="ar-EG"/>
+        </w:rPr>
+        <w:t>من بين الإنجيليين الثلاثة، الذين يخبرون عن إعداد عشاء الرب، يوجد واحد فقط أعاد ذِكر الكلمات التي نطق بها الفادي في وداعه بارتباطها بالعشاء. إنه لوقا مَن أضاف الكلمات: "</w:t>
+      </w:r>
+      <w:r>
+        <w:rPr>
+          <w:sz w:val="56"/>
+          <w:szCs w:val="56"/>
+          <w:rtl/>
+          <w:lang w:bidi="ar-EG"/>
+        </w:rPr>
+        <w:t>هذَا هُوَ جَسَدِي الَّذِي يُبْذَلُ عَنْكُمْ. اِصْنَعُوا هذَا لِذِكْرِي».</w:t>
+      </w:r>
+      <w:r>
+        <w:rPr>
+          <w:rFonts w:hint="cs"/>
+          <w:sz w:val="56"/>
+          <w:szCs w:val="56"/>
+          <w:rtl/>
+          <w:lang w:bidi="ar-EG"/>
+        </w:rPr>
+        <w:t xml:space="preserve">" (لوقا 22: 19، 20). بذلك هو منح لهذا العشاء طابعًا احتفاليًا، والذي من دونه كان من السهل التغاضي عنه كأمر ليس له أهمية. فقط في لوقا يعرض روح الله هذه الجملة الإضافية أمامنا، لأنه في هذا الإنجيل يُعرَض ناسوت يسوع الإلهي في كل ملئه وكماله الذي لا مثيل له، من دون أن يماثله مثال في عيني الله كما وفي عيون الناس أيضًا. في وسط </w:t>
+      </w:r>
+      <w:r>
+        <w:rPr>
+          <w:rFonts w:hint="cs"/>
+          <w:sz w:val="56"/>
+          <w:szCs w:val="56"/>
+          <w:rtl/>
+          <w:lang w:bidi="ar-EG"/>
+        </w:rPr>
+        <w:t>ال</w:t>
+      </w:r>
+      <w:r>
+        <w:rPr>
+          <w:rFonts w:hint="cs"/>
+          <w:sz w:val="56"/>
+          <w:szCs w:val="56"/>
+          <w:rtl/>
+          <w:lang w:bidi="ar-EG"/>
+        </w:rPr>
+        <w:t xml:space="preserve">ظروف المؤلمة يُظهَر لنا باعتباره الإنسان المتضع وهو يناشد محبة وأمانة مَن صبروا معه في تجاربه (عدد 28). باعتباره المرفوض والمحتقر، مَن بكى على نسيان أورشليم </w:t>
+      </w:r>
+      <w:r>
+        <w:rPr>
+          <w:rFonts w:hint="cs"/>
+          <w:sz w:val="56"/>
+          <w:szCs w:val="56"/>
+          <w:rtl/>
+          <w:lang w:bidi="ar-EG"/>
+        </w:rPr>
+        <w:t>الضلالي</w:t>
+      </w:r>
+      <w:r>
+        <w:rPr>
+          <w:rFonts w:hint="cs"/>
+          <w:sz w:val="56"/>
+          <w:szCs w:val="56"/>
+          <w:rtl/>
+          <w:lang w:bidi="ar-EG"/>
+        </w:rPr>
+        <w:t xml:space="preserve"> وجهلها، وهي المدينة المفضلة عند الله، عبّر أمام خاصته عن رغبته: "اصنعوا هذا لذكري." كيف كان من الممكن أن يتعارض شخص مع هذه الطلبة، وقد عرفه فاديًا ومخلصًا لنفسه؟</w:t>
       </w:r>
     </w:p>
     <w:p>
       <w:pPr>
-        <w:rPr>
+        <w:bidi/>
+        <w:jc w:val="both"/>
+        <w:rPr>
+          <w:sz w:val="56"/>
+          <w:szCs w:val="56"/>
           <w:rtl/>
           <w:lang w:bidi="ar-EG"/>
         </w:rPr>
@@ -82,13 +336,18 @@
       <w:r>
         <w:rPr>
           <w:rFonts w:hint="cs"/>
-          <w:rtl/>
-          <w:lang w:bidi="ar-EG"/>
-        </w:rPr>
-        <w:t xml:space="preserve">حينما أمعنت النظر في كولوسي 2: 6، 7، تذكرت بدايتي مع الرب. منذ طفولتي المبكرة كنت أعرف الإنجيل، لكن عندها أتى وقت آمنت فيه. "أتريد أن تثق فيه؟" </w:t>
-      </w:r>
-      <w:r>
-        <w:rPr>
+          <w:sz w:val="56"/>
+          <w:szCs w:val="56"/>
+          <w:rtl/>
+          <w:lang w:bidi="ar-EG"/>
+        </w:rPr>
+        <w:lastRenderedPageBreak/>
+        <w:t xml:space="preserve">لكن دعونا ننتبه بأنه تكلم هكذا ليس باعتباره فقط المتّضع، وإنما كذلك كالإنسان الممجد، كالرب يسوع. لأنه تسلّم رسول الأمم لاحقًا من الرب المرفّع عاليًا التعليم والإشارة، بأنه علينا أن نأكل من الخبز ونشرب من الكأس لذكره (1. كورنثوس 11: 23 </w:t>
+      </w:r>
+      <w:r>
+        <w:rPr>
+          <w:sz w:val="56"/>
+          <w:szCs w:val="56"/>
           <w:rtl/>
           <w:lang w:bidi="ar-EG"/>
         </w:rPr>
@@ -97,39 +356,85 @@
       <w:r>
         <w:rPr>
           <w:rFonts w:hint="cs"/>
-          <w:rtl/>
-          <w:lang w:bidi="ar-EG"/>
-        </w:rPr>
-        <w:t xml:space="preserve"> هذا كان السؤال الذي طُرح عليّ وكان جوابي: "نعم". أنا أتذكر بأنه في اليوم التالي كان اسم يسوع ماثل</w:t>
-      </w:r>
-      <w:r>
-        <w:rPr>
-          <w:rFonts w:hint="cs"/>
-          <w:rtl/>
-          <w:lang w:bidi="ar-EG"/>
-        </w:rPr>
-        <w:t xml:space="preserve"> بصورة دائمة أمامي. أنا كتبته بأحرف كبيرة ووضعته حيث يمكنني أن أراه على الدوام. ليست البركة التي </w:t>
-      </w:r>
-      <w:r>
-        <w:rPr>
-          <w:rFonts w:hint="cs"/>
-          <w:rtl/>
-          <w:lang w:bidi="ar-EG"/>
-        </w:rPr>
-        <w:t>ح</w:t>
-      </w:r>
-      <w:r>
-        <w:rPr>
-          <w:rFonts w:hint="cs"/>
-          <w:rtl/>
-          <w:lang w:bidi="ar-EG"/>
-        </w:rPr>
-        <w:t>صلت عليها، وإنما المسيح شخصيًا.</w:t>
+          <w:sz w:val="56"/>
+          <w:szCs w:val="56"/>
+          <w:rtl/>
+          <w:lang w:bidi="ar-EG"/>
+        </w:rPr>
+        <w:t xml:space="preserve"> 26). إن كانت كلمات الرب في لوقا تحمل صيغة التمني، فذات الكلمات في رسالة كورنثوس تحمل صيغة وصية. هناك بدا وأنه يكلّم محبة </w:t>
+      </w:r>
+      <w:proofErr w:type="spellStart"/>
+      <w:r>
+        <w:rPr>
+          <w:rFonts w:hint="cs"/>
+          <w:sz w:val="56"/>
+          <w:szCs w:val="56"/>
+          <w:rtl/>
+          <w:lang w:bidi="ar-EG"/>
+        </w:rPr>
+        <w:t>مفدييه</w:t>
+      </w:r>
+      <w:proofErr w:type="spellEnd"/>
+      <w:r>
+        <w:rPr>
+          <w:rFonts w:hint="cs"/>
+          <w:sz w:val="56"/>
+          <w:szCs w:val="56"/>
+          <w:rtl/>
+          <w:lang w:bidi="ar-EG"/>
+        </w:rPr>
+        <w:t xml:space="preserve">، وهنا يكلّم ما هو أكثر طاعة قلوبهم. هناك تكلم كمَن هو حاضر في وسطهم، وهنا كالمُرَفَّع فوق كل </w:t>
+      </w:r>
+      <w:proofErr w:type="gramStart"/>
+      <w:r>
+        <w:rPr>
+          <w:rFonts w:hint="cs"/>
+          <w:sz w:val="56"/>
+          <w:szCs w:val="56"/>
+          <w:rtl/>
+          <w:lang w:bidi="ar-EG"/>
+        </w:rPr>
+        <w:t>السموات</w:t>
+      </w:r>
+      <w:proofErr w:type="gramEnd"/>
+      <w:r>
+        <w:rPr>
+          <w:rFonts w:hint="cs"/>
+          <w:sz w:val="56"/>
+          <w:szCs w:val="56"/>
+          <w:rtl/>
+          <w:lang w:bidi="ar-EG"/>
+        </w:rPr>
+        <w:t xml:space="preserve">. كل الكتاب كامل، وهو مفيد لنا بأن نتأمل في محبة قلبه، التي جلس فيها عند المائدة، كما وأيضًا في سيادة كلمته، المُعطاة لنا هنا من </w:t>
+      </w:r>
+      <w:r>
+        <w:rPr>
+          <w:rFonts w:hint="cs"/>
+          <w:sz w:val="56"/>
+          <w:szCs w:val="56"/>
+          <w:rtl/>
+          <w:lang w:bidi="ar-EG"/>
+        </w:rPr>
+        <w:t>مجده</w:t>
+      </w:r>
+      <w:r>
+        <w:rPr>
+          <w:rFonts w:hint="cs"/>
+          <w:sz w:val="56"/>
+          <w:szCs w:val="56"/>
+          <w:rtl/>
+          <w:lang w:bidi="ar-EG"/>
+        </w:rPr>
+        <w:t>.</w:t>
       </w:r>
     </w:p>
     <w:p>
       <w:pPr>
-        <w:rPr>
+        <w:bidi/>
+        <w:jc w:val="both"/>
+        <w:rPr>
+          <w:sz w:val="56"/>
+          <w:szCs w:val="56"/>
           <w:rtl/>
           <w:lang w:bidi="ar-EG"/>
         </w:rPr>
@@ -137,63 +442,131 @@
       <w:r>
         <w:rPr>
           <w:rFonts w:hint="cs"/>
-          <w:rtl/>
-          <w:lang w:bidi="ar-EG"/>
-        </w:rPr>
-        <w:t>حينها ما كان بإمكاني أن أشرح كل هذا، لكنني اليوم أنا أفهم: روح الله قادني للمسيح؛ فأنا لم أومن بكلمة من الكتاب المقدس، وإنما قد حصلت على شخص تكلّم عنه الكتاب المقدس. المسيح كان شي</w:t>
-      </w:r>
-      <w:r>
-        <w:rPr>
-          <w:rFonts w:hint="cs"/>
-          <w:rtl/>
-          <w:lang w:bidi="ar-EG"/>
-        </w:rPr>
-        <w:t>ئًا</w:t>
-      </w:r>
-      <w:r>
-        <w:rPr>
-          <w:rFonts w:hint="cs"/>
-          <w:rtl/>
-          <w:lang w:bidi="ar-EG"/>
-        </w:rPr>
-        <w:t xml:space="preserve"> ملموس</w:t>
-      </w:r>
-      <w:r>
-        <w:rPr>
-          <w:rFonts w:hint="cs"/>
-          <w:rtl/>
-          <w:lang w:bidi="ar-EG"/>
-        </w:rPr>
-        <w:t>ًا</w:t>
-      </w:r>
-      <w:r>
-        <w:rPr>
-          <w:rFonts w:hint="cs"/>
-          <w:rtl/>
-          <w:lang w:bidi="ar-EG"/>
-        </w:rPr>
-        <w:t xml:space="preserve"> جدًا بالنسبة لي، جدًا حقيقي. لقد أدركت بأنه كانت هنالك علاقة شخصية بيني والرب، وكنت أتوق</w:t>
-      </w:r>
-      <w:r>
-        <w:rPr>
-          <w:rFonts w:hint="cs"/>
-          <w:rtl/>
-          <w:lang w:bidi="ar-EG"/>
-        </w:rPr>
-        <w:t xml:space="preserve"> أن أتذكره في ذِكرى موته، لكني كنت خجولاً بأن أُعلن عن رغبتي. من بعد تراجع طويل وعيت على نفسي، بأني ضيّعت وقتًا ووقعت في تراجع روحي، لأني لم أحفظ الكلمة. إلى ذلك الحين ما فهمته كان فقط ما كان يعنيه موته لي شخصيًا؛ وما تعدّى ذلك لم أكن </w:t>
-      </w:r>
-      <w:r>
-        <w:rPr>
-          <w:rFonts w:hint="cs"/>
-          <w:rtl/>
-          <w:lang w:bidi="ar-EG"/>
-        </w:rPr>
-        <w:t>قد أحرزت تقدّمًا لمعرفة ذلك. في العشاء التذكاري لم يُعِر اهتمامي إلا بأن الرب أحبني وأنا تجاوبت معه، لكن إلى تلك اللحظة كانت هذه المحبة حقيقية جدًا: أنا أحببته وأردت أن أتمم وصاياه بفرح.</w:t>
+          <w:sz w:val="56"/>
+          <w:szCs w:val="56"/>
+          <w:rtl/>
+          <w:lang w:bidi="ar-EG"/>
+        </w:rPr>
+        <w:t>ايضًا الحقيقة، بأن ذِكرى هذا العشاء مرتبط ارتباطًا وثيقًا بأكل الخبز والشرب من الكأس، هي غنية بالتعليم. إن الكلمات: "اصنعوا هذا لذكري" تُري بوضوح بأن "الذكرى" هي نتيجة "</w:t>
+      </w:r>
+      <w:r>
+        <w:rPr>
+          <w:rFonts w:hint="cs"/>
+          <w:sz w:val="56"/>
+          <w:szCs w:val="56"/>
+          <w:rtl/>
+          <w:lang w:bidi="ar-EG"/>
+        </w:rPr>
+        <w:t>الصنع - العمل</w:t>
+      </w:r>
+      <w:r>
+        <w:rPr>
+          <w:rFonts w:hint="cs"/>
+          <w:sz w:val="56"/>
+          <w:szCs w:val="56"/>
+          <w:rtl/>
+          <w:lang w:bidi="ar-EG"/>
+        </w:rPr>
+        <w:t>". فلا يمكن أن تحدث من دون "العمل". يقينًا يتذكر المؤمنون على الدوام الرب. فشخصه يجب أن يكون دائمًا مشغولية أفكار خاصته. وحتى أننا لنا الإنذار، "</w:t>
+      </w:r>
+      <w:r>
+        <w:rPr>
+          <w:sz w:val="56"/>
+          <w:szCs w:val="56"/>
+          <w:rtl/>
+          <w:lang w:bidi="ar-EG"/>
+        </w:rPr>
+        <w:t>حَامِلِينَ فِي الْجَسَدِ كُلَّ حِينٍ إِمَاتَةَ الرَّبِّ يَسُوعَ،</w:t>
+      </w:r>
+      <w:r>
+        <w:rPr>
+          <w:rFonts w:hint="cs"/>
+          <w:sz w:val="56"/>
+          <w:szCs w:val="56"/>
+          <w:rtl/>
+          <w:lang w:bidi="ar-EG"/>
+        </w:rPr>
+        <w:t xml:space="preserve">" (2. كورنثوس 4: 10). إلا أننا هنا نريد بأن نحدّد، أنه لا يحق لأي ولد لله أن يأكل الخبز ويشرب من الكأس كذِكرى بمفرده. إن هذا العمل في </w:t>
+      </w:r>
+      <w:r>
+        <w:rPr>
+          <w:rFonts w:hint="cs"/>
+          <w:sz w:val="56"/>
+          <w:szCs w:val="56"/>
+          <w:rtl/>
+          <w:lang w:bidi="ar-EG"/>
+        </w:rPr>
+        <w:lastRenderedPageBreak/>
+        <w:t>الأساس يُعمل في الاجتماع، إذ أن الخبز يمثّل وحدانية جسد المسيح</w:t>
+      </w:r>
+      <w:r>
+        <w:rPr>
+          <w:rFonts w:hint="cs"/>
+          <w:sz w:val="56"/>
+          <w:szCs w:val="56"/>
+          <w:rtl/>
+          <w:lang w:bidi="ar-EG"/>
+        </w:rPr>
+        <w:t xml:space="preserve"> </w:t>
+      </w:r>
+      <w:r>
+        <w:rPr>
+          <w:rFonts w:hint="cs"/>
+          <w:sz w:val="56"/>
+          <w:szCs w:val="56"/>
+          <w:rtl/>
+          <w:lang w:bidi="ar-EG"/>
+        </w:rPr>
+        <w:t>بالذات</w:t>
+      </w:r>
+      <w:r>
+        <w:rPr>
+          <w:rFonts w:hint="cs"/>
+          <w:sz w:val="56"/>
+          <w:szCs w:val="56"/>
+          <w:rtl/>
+          <w:lang w:bidi="ar-EG"/>
+        </w:rPr>
+        <w:t xml:space="preserve">، والأكل منه يعبّر عن الشركة (1. كورنثوس 10: 16، 17). </w:t>
+      </w:r>
+      <w:r>
+        <w:rPr>
+          <w:rFonts w:hint="cs"/>
+          <w:sz w:val="56"/>
+          <w:szCs w:val="56"/>
+          <w:rtl/>
+          <w:lang w:bidi="ar-EG"/>
+        </w:rPr>
+        <w:t xml:space="preserve">لقد تنبأ الرب بالصعوبات المرتبطة به واهتم بأن لا يبرح طابع عشاءه في يوم الحيرة كيومنا هذا: هو وعد بحضوره شخصيًا، وهو </w:t>
+      </w:r>
+      <w:r>
+        <w:rPr>
+          <w:rFonts w:hint="cs"/>
+          <w:sz w:val="56"/>
+          <w:szCs w:val="56"/>
+          <w:rtl/>
+          <w:lang w:bidi="ar-EG"/>
+        </w:rPr>
+        <w:t>يكفي</w:t>
+      </w:r>
+      <w:r>
+        <w:rPr>
+          <w:rFonts w:hint="cs"/>
+          <w:sz w:val="56"/>
+          <w:szCs w:val="56"/>
+          <w:rtl/>
+          <w:lang w:bidi="ar-EG"/>
+        </w:rPr>
+        <w:t xml:space="preserve"> حتى وإن اجتمع فقط اثنان أو ثلاثة إلى اسمه (متى 18: 20).</w:t>
       </w:r>
     </w:p>
     <w:p>
       <w:pPr>
-        <w:rPr>
+        <w:bidi/>
+        <w:jc w:val="both"/>
+        <w:rPr>
+          <w:sz w:val="56"/>
+          <w:szCs w:val="56"/>
           <w:rtl/>
           <w:lang w:bidi="ar-EG"/>
         </w:rPr>
@@ -201,78 +574,74 @@
       <w:r>
         <w:rPr>
           <w:rFonts w:hint="cs"/>
-          <w:rtl/>
-          <w:lang w:bidi="ar-EG"/>
-        </w:rPr>
-        <w:t>من بعد ذلك كانت لي رغبة مشتاقة بأن أخدمه. وشعرت بأنها كرامة ع</w:t>
-      </w:r>
-      <w:r>
-        <w:rPr>
-          <w:rFonts w:hint="cs"/>
-          <w:rtl/>
-          <w:lang w:bidi="ar-EG"/>
-        </w:rPr>
-        <w:t>ظ</w:t>
-      </w:r>
-      <w:r>
-        <w:rPr>
-          <w:rFonts w:hint="cs"/>
-          <w:rtl/>
-          <w:lang w:bidi="ar-EG"/>
-        </w:rPr>
-        <w:t xml:space="preserve">يمة بأن أخدمه </w:t>
-      </w:r>
-      <w:r>
-        <w:rPr>
-          <w:rtl/>
-          <w:lang w:bidi="ar-EG"/>
-        </w:rPr>
-        <w:t>–</w:t>
-      </w:r>
-      <w:r>
-        <w:rPr>
-          <w:rFonts w:hint="cs"/>
-          <w:rtl/>
-          <w:lang w:bidi="ar-EG"/>
-        </w:rPr>
-        <w:t xml:space="preserve"> هو مَن فعل الكثير لأجلي. وأنا لا أشك بأنه دعاني</w:t>
-      </w:r>
-      <w:r>
-        <w:rPr>
-          <w:rFonts w:hint="cs"/>
-          <w:rtl/>
-          <w:lang w:bidi="ar-EG"/>
-        </w:rPr>
-        <w:t xml:space="preserve"> بأن أكرز بالإنجيل. في أحد الأوقات سنحت لي الفرصة بأن أكرز. وقد استغرقت أيامًا في تحضير كرازة: بأنه من الذكاء أن نبني على الصخر، ومن الجهل أن نبني على الرمال. وحينما كنت في طريقي </w:t>
-      </w:r>
-      <w:r>
-        <w:rPr>
-          <w:rFonts w:hint="cs"/>
-          <w:rtl/>
-          <w:lang w:bidi="ar-EG"/>
-        </w:rPr>
-        <w:t>إ</w:t>
-      </w:r>
-      <w:r>
-        <w:rPr>
-          <w:rFonts w:hint="cs"/>
-          <w:rtl/>
-          <w:lang w:bidi="ar-EG"/>
-        </w:rPr>
-        <w:t>لى المكان الذي يبعد ثلاثة أميال، حيث كنت سأكرز، رنّ في أذني صوت اخترقها: "هوذا حمل الله!" (يوحنا 1: 29، ولم أعُد أتذكر كل الكرازة التي استعددت لها. وكان الأمر أليمًا</w:t>
-      </w:r>
-      <w:r>
-        <w:rPr>
-          <w:rFonts w:hint="cs"/>
-          <w:rtl/>
-          <w:lang w:bidi="ar-EG"/>
-        </w:rPr>
-        <w:t>، وأكثر من ذلك حينما لم أستطع إيجاد الموضع الكتابي عند وصولي إلى الاجتماع، الذي درسته بعناية. وكنت لا زلت أسمع الصوت في داخلي: "هوذا، حمل الله!"</w:t>
+          <w:sz w:val="56"/>
+          <w:szCs w:val="56"/>
+          <w:rtl/>
+          <w:lang w:bidi="ar-EG"/>
+        </w:rPr>
+        <w:t xml:space="preserve">فهذه الكلمات البسيطة تحفظنا من كل المفاهيم </w:t>
+      </w:r>
+      <w:proofErr w:type="gramStart"/>
+      <w:r>
+        <w:rPr>
+          <w:rFonts w:hint="cs"/>
+          <w:sz w:val="56"/>
+          <w:szCs w:val="56"/>
+          <w:rtl/>
+          <w:lang w:bidi="ar-EG"/>
+        </w:rPr>
+        <w:t>الغير واضحة</w:t>
+      </w:r>
+      <w:proofErr w:type="gramEnd"/>
+      <w:r>
+        <w:rPr>
+          <w:rFonts w:hint="cs"/>
+          <w:sz w:val="56"/>
+          <w:szCs w:val="56"/>
+          <w:rtl/>
+          <w:lang w:bidi="ar-EG"/>
+        </w:rPr>
+        <w:t xml:space="preserve">: من جانب واحد من الاحتفال </w:t>
+      </w:r>
+      <w:r>
+        <w:rPr>
+          <w:rFonts w:hint="cs"/>
+          <w:sz w:val="56"/>
+          <w:szCs w:val="56"/>
+          <w:rtl/>
+          <w:lang w:bidi="ar-EG"/>
+        </w:rPr>
+        <w:t>التذكاري</w:t>
+      </w:r>
+      <w:r>
+        <w:rPr>
+          <w:rFonts w:hint="cs"/>
+          <w:sz w:val="56"/>
+          <w:szCs w:val="56"/>
+          <w:rtl/>
+          <w:lang w:bidi="ar-EG"/>
+        </w:rPr>
+        <w:t xml:space="preserve"> من دون خبز أو خمر. وفي الجانب الآخر أيضًا من اللامبالاة التي تستحق الملامة، والتي يقولون فيها: </w:t>
+      </w:r>
+      <w:r>
+        <w:rPr>
+          <w:rFonts w:hint="cs"/>
+          <w:sz w:val="56"/>
+          <w:szCs w:val="56"/>
+          <w:rtl/>
+          <w:lang w:bidi="ar-EG"/>
+        </w:rPr>
+        <w:t>إنه ليس بالأمر الهام، فالمرء يمكنه أن يحتفل بذكرى الرب بمفرده أو على مائدته مع الذي يدعون الرب من قلب نقي. الكلمات: "اصنعوا هذا" تنتزع أساس هذه الآراء.</w:t>
       </w:r>
     </w:p>
     <w:p>
       <w:pPr>
-        <w:rPr>
+        <w:bidi/>
+        <w:jc w:val="both"/>
+        <w:rPr>
+          <w:rFonts w:hint="cs"/>
+          <w:sz w:val="56"/>
+          <w:szCs w:val="56"/>
           <w:rtl/>
           <w:lang w:bidi="ar-EG"/>
         </w:rPr>
@@ -280,425 +649,121 @@
       <w:r>
         <w:rPr>
           <w:rFonts w:hint="cs"/>
-          <w:rtl/>
-          <w:lang w:bidi="ar-EG"/>
-        </w:rPr>
-        <w:t>أحد الأخوة كان جالسًا بجواري ذكّرني بأنه حان الوقت بأن أبدأ بالعظة. فأخذت كتاب الترنيم في يدي، وأول ترنيمة كانت أمام نظري: "هوذا، حمل الله! حمل حملي على الصليب "</w:t>
-      </w:r>
-      <w:r>
-        <w:rPr>
-          <w:rStyle w:val="FootnoteReference"/>
-          <w:rtl/>
-          <w:lang w:bidi="ar-EG"/>
-        </w:rPr>
-        <w:footnoteReference w:id="1"/>
-      </w:r>
-      <w:r>
-        <w:rPr>
-          <w:rFonts w:hint="cs"/>
+          <w:sz w:val="56"/>
+          <w:szCs w:val="56"/>
+          <w:rtl/>
+          <w:lang w:bidi="ar-EG"/>
+        </w:rPr>
+        <w:t>إن ذِكرى العشاء هذا هو ايضًا شهادة أمام العالم. لأن إعداد عشاء الرب هو أكثر من مجرد وسيلة بسيطة يستخدمها الروح بملء فاعليته</w:t>
+      </w:r>
+      <w:r>
+        <w:rPr>
+          <w:rFonts w:hint="cs"/>
+          <w:sz w:val="56"/>
+          <w:szCs w:val="56"/>
+          <w:rtl/>
+          <w:lang w:bidi="ar-EG"/>
+        </w:rPr>
+        <w:t xml:space="preserve"> ليهدي أفكار شعبه إلى شخصه المبارك، في صل</w:t>
+      </w:r>
+      <w:r>
+        <w:rPr>
+          <w:rFonts w:hint="cs"/>
+          <w:sz w:val="56"/>
+          <w:szCs w:val="56"/>
+          <w:rtl/>
+          <w:lang w:bidi="ar-EG"/>
+        </w:rPr>
+        <w:t>ة</w:t>
+      </w:r>
+      <w:r>
+        <w:rPr>
+          <w:rFonts w:hint="cs"/>
+          <w:sz w:val="56"/>
+          <w:szCs w:val="56"/>
+          <w:rtl/>
+          <w:lang w:bidi="ar-EG"/>
+        </w:rPr>
+        <w:t xml:space="preserve"> مميزة بعمل فدائه. بواسطة العشاء التذكاري يُخبّر أيضًا بموته إلى أن يجيء. عدا عن أهميته المجيدة للمؤمنين إلا أنه كذلك احتفال تذكاري للجميع إن فقط رأوا وآمنوا. لأنه هكذا أعدّ الرب في العالم عشاءً تذكاريًا، أكثر </w:t>
+      </w:r>
+      <w:r>
+        <w:rPr>
+          <w:rFonts w:hint="cs"/>
+          <w:sz w:val="56"/>
+          <w:szCs w:val="56"/>
+          <w:rtl/>
+          <w:lang w:bidi="ar-EG"/>
+        </w:rPr>
+        <w:lastRenderedPageBreak/>
+        <w:t xml:space="preserve">خلودًا من الرخام. إنه موجود في قلوب </w:t>
+      </w:r>
+      <w:proofErr w:type="spellStart"/>
+      <w:r>
+        <w:rPr>
+          <w:rFonts w:hint="cs"/>
+          <w:sz w:val="56"/>
+          <w:szCs w:val="56"/>
+          <w:rtl/>
+          <w:lang w:bidi="ar-EG"/>
+        </w:rPr>
+        <w:t>مفدييه</w:t>
+      </w:r>
+      <w:proofErr w:type="spellEnd"/>
+      <w:r>
+        <w:rPr>
+          <w:rFonts w:hint="cs"/>
+          <w:sz w:val="56"/>
+          <w:szCs w:val="56"/>
+          <w:rtl/>
+          <w:lang w:bidi="ar-EG"/>
+        </w:rPr>
+        <w:t xml:space="preserve"> المُحبّين الطائعين، الذين يأكلون الخبز ويشربون الخمر لذكره. تمامًا كما في الذبائح في القديم، وهي أمثلة عن المسيح، كانت هناك تذكرة لخطايا غير مكفّر عنها (عبرانيين 10: 3)، هكذا هو الأمر أيضًا مع عشاء الرب، عدا عن أهميته المقدسة عند المؤمنين، فإنه شهادة صامتة وجادة أيضًا ضد العالم عن موت الرب، الذي هو مدين له والذي ينبغي أن يكون مسؤولاً </w:t>
+      </w:r>
+      <w:r>
+        <w:rPr>
+          <w:rFonts w:hint="cs"/>
+          <w:sz w:val="56"/>
+          <w:szCs w:val="56"/>
+          <w:rtl/>
+          <w:lang w:bidi="ar-EG"/>
+        </w:rPr>
+        <w:t>فيه</w:t>
+      </w:r>
+      <w:r>
+        <w:rPr>
+          <w:rFonts w:hint="cs"/>
+          <w:sz w:val="56"/>
+          <w:szCs w:val="56"/>
           <w:rtl/>
           <w:lang w:bidi="ar-EG"/>
         </w:rPr>
         <w:t>.</w:t>
-      </w:r>
-      <w:r>
-        <w:rPr>
-          <w:rFonts w:hint="cs"/>
-          <w:rtl/>
-          <w:lang w:bidi="ar-EG"/>
-        </w:rPr>
-        <w:t xml:space="preserve"> فتشجّعت وشعرت: بإمكاني أن أثق بأن الرب سيمنحني كلامًا، لكي أعظ في النص: "هوذا، حمل الله!". وبينما كنت أتكلّم، آمن رجل كبير السن عمره 74 عامًا كان قد عاش طيلة حياته في ضائقة نفسية واضطراب، بكلمة الله وأتى من الظلمة إلى النور. وقد تعزّيت جدًا بهذا الأمر وابتدأت التعرف على طريق الرب معي. لقد كان كما لو أراد أن يقول لي من خلال هذا الاختبار: "إن أردت أن تخدمني</w:t>
-      </w:r>
-      <w:r>
-        <w:rPr>
-          <w:rFonts w:hint="cs"/>
-          <w:rtl/>
-          <w:lang w:bidi="ar-EG"/>
-        </w:rPr>
-        <w:t xml:space="preserve"> فينبغي أن تتكلم عنّي، ينبغي أن تبدأ بي. أنا بنفسي يجب أن أكون دافعك، وموضوعك." ومن جديد كان هو بنفسه.</w:t>
-      </w:r>
-    </w:p>
-    <w:p>
-      <w:pPr>
-        <w:rPr>
-          <w:rtl/>
-          <w:lang w:bidi="ar-EG"/>
-        </w:rPr>
-      </w:pPr>
-      <w:r>
-        <w:rPr>
-          <w:rFonts w:hint="cs"/>
-          <w:rtl/>
-          <w:lang w:bidi="ar-EG"/>
-        </w:rPr>
-        <w:t xml:space="preserve">فاجتاحتني غيرة للإنجيل، وكانت أفكاري ليل نهار مليئة بالإنجيل وبخدمتي في الإنجيل. حينما قرأت نصائح مفيدة وثمينة </w:t>
-      </w:r>
-      <w:r>
-        <w:rPr>
-          <w:rFonts w:hint="cs"/>
-          <w:rtl/>
-          <w:lang w:bidi="ar-EG"/>
-        </w:rPr>
-        <w:t>من أجل ا</w:t>
-      </w:r>
-      <w:r>
-        <w:rPr>
-          <w:rFonts w:hint="cs"/>
-          <w:rtl/>
-          <w:lang w:bidi="ar-EG"/>
-        </w:rPr>
-        <w:t>لواعظ، للكاتب شارلس سبيرجون، اشتقت بأن أحصل على معونة</w:t>
-      </w:r>
-      <w:r>
-        <w:rPr>
-          <w:rFonts w:hint="cs"/>
-          <w:rtl/>
-          <w:lang w:bidi="ar-EG"/>
-        </w:rPr>
-        <w:t xml:space="preserve"> استطاع سبيرجون منحي إياها، حتى أكون أكثر تأثيرًا في الوعظ. لكن في تلك اللحظة بالذات تدخّل الرب وقادني خطوة أبعد من ذلك. أحد خدام الله كان قد زار مدينتنا. وتكلم في أول وعظته الأولى عن متى 18: 20 وشدّد بأن الرب حاضر وسط كنيسته. وهذا كان إعلان بالنسبة لي. ليس الأخوة، إن كانوا لطفاء أو لم يكونوا، هم الذين أقاموا الاجتماع فيما كانه؛ </w:t>
-      </w:r>
-      <w:r>
-        <w:rPr>
-          <w:rFonts w:hint="cs"/>
-          <w:rtl/>
-          <w:lang w:bidi="ar-EG"/>
-        </w:rPr>
-        <w:t xml:space="preserve">فالمسيح بنفسه منح للمكان طابعه. عندما كنت أذهب إلى هناك، كنت أفعل ذلك لأتقابل معه في دائرة خاصته، هناك حيث جمع خاصته من حوله بحسب حقه </w:t>
-      </w:r>
-      <w:r>
-        <w:rPr>
-          <w:rFonts w:hint="cs"/>
-          <w:rtl/>
-          <w:lang w:bidi="ar-EG"/>
-        </w:rPr>
-        <w:t>الإلهي</w:t>
-      </w:r>
-      <w:r>
-        <w:rPr>
-          <w:rFonts w:hint="cs"/>
-          <w:rtl/>
-          <w:lang w:bidi="ar-EG"/>
-        </w:rPr>
-        <w:t>.</w:t>
-      </w:r>
-    </w:p>
-    <w:p>
-      <w:pPr>
-        <w:rPr>
-          <w:rtl/>
-          <w:lang w:bidi="ar-EG"/>
-        </w:rPr>
-      </w:pPr>
-      <w:r>
-        <w:rPr>
-          <w:rFonts w:hint="cs"/>
-          <w:rtl/>
-          <w:lang w:bidi="ar-EG"/>
-        </w:rPr>
-        <w:t>أنا لن أنسى أبدًا بأن هذا كان نورًا لنفسي. لقد كان يجب أن أترك كل شيء وأن يبقى ما سأتكلّم مع الرب عنه.</w:t>
-      </w:r>
-      <w:r>
-        <w:rPr>
-          <w:rFonts w:hint="cs"/>
-          <w:rtl/>
-          <w:lang w:bidi="ar-EG"/>
-        </w:rPr>
-        <w:t xml:space="preserve"> من ذلك الوقت لا يمكنني أن أفهم عندما يقولون إخوة: "أنا لن أذهب إلى الاجتماع، إن سُمح هناك لهذا أو ذاك"، أو عندما يهددون بأنهم سيتركون إن لم يُعمَل ما يعتبرونه صحيحًا. بالنسبة لي فالأمر معتمد إن كان الرب هناك، وإن كان هناك، فلا بد لي أنا أيضًا أن أكون هناك.</w:t>
-      </w:r>
-    </w:p>
-    <w:p>
-      <w:pPr>
-        <w:rPr>
-          <w:rtl/>
-          <w:lang w:bidi="ar-EG"/>
-        </w:rPr>
-      </w:pPr>
-      <w:r>
-        <w:rPr>
-          <w:rFonts w:hint="cs"/>
-          <w:rtl/>
-          <w:lang w:bidi="ar-EG"/>
-        </w:rPr>
-        <w:t>إن هذا كان</w:t>
-      </w:r>
-      <w:r>
-        <w:rPr>
-          <w:rFonts w:hint="cs"/>
-          <w:rtl/>
-          <w:lang w:bidi="ar-EG"/>
-        </w:rPr>
-        <w:t xml:space="preserve"> لي</w:t>
-      </w:r>
-      <w:r>
-        <w:rPr>
-          <w:rFonts w:hint="cs"/>
-          <w:rtl/>
-          <w:lang w:bidi="ar-EG"/>
-        </w:rPr>
-        <w:t xml:space="preserve"> فرحًا</w:t>
-      </w:r>
-      <w:r>
-        <w:rPr>
-          <w:rFonts w:hint="cs"/>
-          <w:rtl/>
-          <w:lang w:bidi="ar-EG"/>
-        </w:rPr>
-        <w:t xml:space="preserve"> عظيمًا، لكن سريعًا ما خضت ضائقة جديدة: لقد كان عليّ أن أرى بعيني الحقيقة، بأنه كان هنالك فشل، وكان عليّ أن أدرك بأن الفوضى والانفصال أحدثا الكثير من الخراب فيما بدا أنه مبارك جدًا لي وما رأيته كأمر لن يفشل فيه الإنسان أبدًا. عدا ذلك اكتشفت</w:t>
-      </w:r>
-      <w:r>
-        <w:rPr>
-          <w:rFonts w:hint="cs"/>
-          <w:rtl/>
-          <w:lang w:bidi="ar-EG"/>
-        </w:rPr>
-        <w:t xml:space="preserve">: حتى الذين اعتقدتهم بأنهم تمسكوا بالحق، هم أيضًا للأسف فشلوا </w:t>
-      </w:r>
-      <w:r>
-        <w:rPr>
-          <w:rtl/>
-          <w:lang w:bidi="ar-EG"/>
-        </w:rPr>
-        <w:t>–</w:t>
-      </w:r>
-      <w:r>
-        <w:rPr>
-          <w:rFonts w:hint="cs"/>
-          <w:rtl/>
-          <w:lang w:bidi="ar-EG"/>
-        </w:rPr>
-        <w:t xml:space="preserve"> وكان هذا بالصورة التي فعلوها وفي موقف روحي انكشف في ذلك الأمر. في أن روح التحزب دخل بعواقبه الوخيمة في هذا الجو المقدس، أدهشني وكان اختبارًا نزع قلبي من مكانه. لقد كنت مصدومًا للغاية وتساءلت إن لم يكن من الأفضل بأن أكرّس نفسي للإنجيل فقط وأن أترك كل ما هو غير ذلك، </w:t>
-      </w:r>
-      <w:r>
-        <w:rPr>
-          <w:rFonts w:hint="cs"/>
-          <w:rtl/>
-          <w:lang w:bidi="ar-EG"/>
-        </w:rPr>
-        <w:t>إذ كان من المستحيل تحقيقه.</w:t>
-      </w:r>
-    </w:p>
-    <w:p>
-      <w:pPr>
-        <w:rPr>
-          <w:rtl/>
-          <w:lang w:bidi="ar-EG"/>
-        </w:rPr>
-      </w:pPr>
-      <w:r>
-        <w:rPr>
-          <w:rFonts w:hint="cs"/>
-          <w:rtl/>
-          <w:lang w:bidi="ar-EG"/>
-        </w:rPr>
-        <w:t xml:space="preserve">لكني لم أستطع فعل ذلك. لقد تذوقت الفرح بالمسيح وبكنيسته؛ فشعرت، بأنني يجب التمسك بذلك. وتقدّمت خطوة إلى الأمام وتعلّمت من رسالة تيموثاوس الثانية بأن كل شيء قد تأسس وحصل على ضمانه في المسيح. فتمسكت بما تعلمته، وفي أوقات صعبة صار لي نورًا ومرشدًا. لقد وجدت الطريق من الجنة </w:t>
-      </w:r>
-      <w:r>
-        <w:rPr>
-          <w:rFonts w:hint="cs"/>
-          <w:rtl/>
-          <w:lang w:bidi="ar-EG"/>
-        </w:rPr>
-        <w:t xml:space="preserve">الضالّة: لقد كان عليّ أن أُبعد نظري عن كل تشويش وأن "أتقوى في النعمة، التي في المسيح يسوع" (2. تيموثاوس 1)، بأن أحفظ "يسوع المسيح في ذاكرتي"، الذي بحسب إنجيل بولس "أُقيم من الأموات" (2. تيموثاوس 2: 8)؛ وكان عليّ أن أمتحن كل شيء بحسب كلمة الله وكامل سلطانها. ومن جديد كان هو بذاته الذي واجه الضائقة التي حدثت بسبب أننا جميعنا نفشل كثيرًا </w:t>
-      </w:r>
-      <w:r>
-        <w:rPr>
-          <w:rFonts w:hint="cs"/>
-          <w:rtl/>
-          <w:lang w:bidi="ar-EG"/>
-        </w:rPr>
-        <w:t>في الحق.</w:t>
-      </w:r>
-    </w:p>
-    <w:p>
-      <w:pPr>
-        <w:rPr>
-          <w:rtl/>
-          <w:lang w:bidi="ar-EG"/>
-        </w:rPr>
-      </w:pPr>
-      <w:r>
-        <w:rPr>
-          <w:rFonts w:hint="cs"/>
-          <w:rtl/>
-          <w:lang w:bidi="ar-EG"/>
-        </w:rPr>
-        <w:t>غير أنني تتبعت هذه الأمور التي أُظهرت لي بوضوح بتباطؤ. إنه الرب وحده وأنا بنفسي نعلم كم فسلت كثيرًا بأن أسلك فيما أدركته أنه طريق الحق. لكن في نعمته العظيمة حفظني في الطريق. وكم هو طويل الأناة. في كل مرة عاد وأحيا نفسي كان يردني من جديد لأفرح بهذه الأمور. هي تبقى وستبقى</w:t>
-      </w:r>
-      <w:r>
-        <w:rPr>
-          <w:rFonts w:hint="cs"/>
-          <w:rtl/>
-          <w:lang w:bidi="ar-EG"/>
-        </w:rPr>
-        <w:t xml:space="preserve"> طالما روح الحق يجول في الأرض.</w:t>
-      </w:r>
-    </w:p>
-    <w:p>
-      <w:pPr>
-        <w:rPr>
-          <w:rtl/>
-          <w:lang w:bidi="ar-EG"/>
-        </w:rPr>
-      </w:pPr>
-      <w:r>
-        <w:rPr>
-          <w:rFonts w:hint="cs"/>
-          <w:rtl/>
-          <w:lang w:bidi="ar-EG"/>
-        </w:rPr>
-        <w:t xml:space="preserve">إن الأمر واضح لي، بأن كل شيء متعلق بأن المسيح له مكانه شخصيًا. وعلينا أن نقبله، ونسلك فيه، ونتأصّل فيه ونُبنى عليه (كولوسي 2: 6، 7)، وفيه فقط يمكننا أن نتقدّم في الإيمان. من الممكن أن يكون لنا تعليم ونجاهد من أجل "مبادئ" وأن ننفصل بحق عن ما هو معوجّ </w:t>
-      </w:r>
-      <w:r>
-        <w:rPr>
-          <w:rtl/>
-          <w:lang w:bidi="ar-EG"/>
-        </w:rPr>
-        <w:t>–</w:t>
-      </w:r>
-      <w:r>
-        <w:rPr>
-          <w:rFonts w:hint="cs"/>
-          <w:rtl/>
-          <w:lang w:bidi="ar-EG"/>
-        </w:rPr>
-        <w:t xml:space="preserve"> لكن إن كان الأمر كذلك، فسنجفّ في باطننا وسنخاطر بسلام إخوتنا. إن ثبتنا معًا فيه</w:t>
-      </w:r>
-      <w:r>
-        <w:rPr>
-          <w:rFonts w:hint="cs"/>
-          <w:rtl/>
-          <w:lang w:bidi="ar-EG"/>
-        </w:rPr>
-        <w:t xml:space="preserve"> "سنفيض بالشكر" (كولوسي 2: 7).</w:t>
-      </w:r>
-    </w:p>
-    <w:p>
-      <w:pPr>
-        <w:rPr>
-          <w:lang w:bidi="ar-EG"/>
-        </w:rPr>
-      </w:pPr>
-      <w:r>
-        <w:rPr>
-          <w:rFonts w:hint="cs"/>
-          <w:rtl/>
-          <w:lang w:bidi="ar-EG"/>
-        </w:rPr>
-        <w:t>لقد اختبرت في حياتي الكثير من المِحَن. إنها شخصية جدًا، مقدسة جدًا لأدوّنها، لكني أدركت أمرًا واحدًا: إن كان الرب قد تجاوب معي في هذه المِحَن فأنا نمَوْت روحيًا واكتسبت عنصرًا روحيًا، بغض النظر عن كل ما خسرته. لقد تعلّمت بجُهد وتعب بأنه</w:t>
-      </w:r>
-      <w:r>
-        <w:rPr>
-          <w:rFonts w:hint="cs"/>
-          <w:rtl/>
-          <w:lang w:bidi="ar-EG"/>
-        </w:rPr>
-        <w:t xml:space="preserve"> يجب أن يكون كل شيء وفي كل شيء لبركتي ولكرامتي. هو الألف والياء، الأوّل والآخِر، البداية والنهاية. إنه هو هكذا لله، ويجب أن يكون كذلك لكل مخلوق لكي يتبارك إلى الأبد. هذا هو الدرس الذي يعلّمنا إياه روح الله اليوم. طوبى لكل مَن يتعلّمه.</w:t>
       </w:r>
     </w:p>
     <w:sectPr>
       <w:pgSz w:w="11906" w:h="16838"/>
-      <w:pgMar w:top="1440" w:right="1440" w:bottom="1440" w:left="1440" w:header="708" w:footer="708" w:gutter="0"/>
+      <w:pgMar w:top="720" w:right="720" w:bottom="720" w:left="720" w:header="708" w:footer="708" w:gutter="0"/>
       <w:cols w:space="708"/>
-      <w:bidi/>
-      <w:rtlGutter/>
-      <w:docGrid w:linePitch="360"/>
+      <w:docGrid w:linePitch="381"/>
     </w:sectPr>
   </w:body>
 </w:document>
 </file>
 
-<file path=word/endnotes.xml><?xml version="1.0" encoding="utf-8"?>
-<w:endnotes xmlns:wpc="http://schemas.microsoft.com/office/word/2010/wordprocessingCanvas" xmlns:cx="http://schemas.microsoft.com/office/drawing/2014/chartex" xmlns:cx1="http://schemas.microsoft.com/office/drawing/2015/9/8/chartex" xmlns:cx2="http://schemas.microsoft.com/office/drawing/2015/10/21/chartex" xmlns:cx3="http://schemas.microsoft.com/office/drawing/2016/5/9/chartex" xmlns:cx4="http://schemas.microsoft.com/office/drawing/2016/5/10/chartex" xmlns:cx5="http://schemas.microsoft.com/office/drawing/2016/5/11/chartex" xmlns:cx6="http://schemas.microsoft.com/office/drawing/2016/5/12/chartex" xmlns:cx7="http://schemas.microsoft.com/office/drawing/2016/5/13/chartex" xmlns:cx8="http://schemas.microsoft.com/office/drawing/2016/5/14/chartex" xmlns:mc="http://schemas.openxmlformats.org/markup-compatibility/2006" xmlns:aink="http://schemas.microsoft.com/office/drawing/2016/ink" xmlns:am3d="http://schemas.microsoft.com/office/drawing/2017/model3d" xmlns:o="urn:schemas-microsoft-com:office:office" xmlns:oel="http://schemas.microsoft.com/office/2019/extlst" xmlns:r="http://schemas.openxmlformats.org/officeDocument/2006/relationships" xmlns:m="http://schemas.openxmlformats.org/officeDocument/2006/math" xmlns:v="urn:schemas-microsoft-com:vml" xmlns:wp14="http://schemas.microsoft.com/office/word/2010/wordprocessingDrawing" xmlns:wp="http://schemas.openxmlformats.org/drawingml/2006/wordprocessingDrawing" xmlns:w10="urn:schemas-microsoft-com:office:word" xmlns:w="http://schemas.openxmlformats.org/wordprocessingml/2006/main" xmlns:w14="http://schemas.microsoft.com/office/word/2010/wordml" xmlns:w15="http://schemas.microsoft.com/office/word/2012/wordml" xmlns:w16cex="http://schemas.microsoft.com/office/word/2018/wordml/cex" xmlns:w16cid="http://schemas.microsoft.com/office/word/2016/wordml/cid" xmlns:w16="http://schemas.microsoft.com/office/word/2018/wordml" xmlns:w16sdtdh="http://schemas.microsoft.com/office/word/2020/wordml/sdtdatahash" xmlns:w16se="http://schemas.microsoft.com/office/word/2015/wordml/symex" xmlns:wpg="http://schemas.microsoft.com/office/word/2010/wordprocessingGroup" xmlns:wpi="http://schemas.microsoft.com/office/word/2010/wordprocessingInk" xmlns:wne="http://schemas.microsoft.com/office/word/2006/wordml" xmlns:wps="http://schemas.microsoft.com/office/word/2010/wordprocessingShape" mc:Ignorable="w14 w15 w16se w16cid w16 w16cex w16sdtdh wp14">
-  <w:endnote w:type="separator" w:id="-1">
-    <w:p>
-      <w:pPr>
-        <w:spacing w:after="0" w:line="240" w:lineRule="auto"/>
-      </w:pPr>
-      <w:r>
-        <w:separator/>
-      </w:r>
-    </w:p>
-  </w:endnote>
-  <w:endnote w:type="continuationSeparator" w:id="0">
-    <w:p>
-      <w:pPr>
-        <w:spacing w:after="0" w:line="240" w:lineRule="auto"/>
-      </w:pPr>
-      <w:r>
-        <w:continuationSeparator/>
-      </w:r>
-    </w:p>
-  </w:endnote>
-</w:endnotes>
-</file>
-
-<file path=word/footnotes.xml><?xml version="1.0" encoding="utf-8"?>
-<w:footnotes xmlns:wpc="http://schemas.microsoft.com/office/word/2010/wordprocessingCanvas" xmlns:cx="http://schemas.microsoft.com/office/drawing/2014/chartex" xmlns:cx1="http://schemas.microsoft.com/office/drawing/2015/9/8/chartex" xmlns:cx2="http://schemas.microsoft.com/office/drawing/2015/10/21/chartex" xmlns:cx3="http://schemas.microsoft.com/office/drawing/2016/5/9/chartex" xmlns:cx4="http://schemas.microsoft.com/office/drawing/2016/5/10/chartex" xmlns:cx5="http://schemas.microsoft.com/office/drawing/2016/5/11/chartex" xmlns:cx6="http://schemas.microsoft.com/office/drawing/2016/5/12/chartex" xmlns:cx7="http://schemas.microsoft.com/office/drawing/2016/5/13/chartex" xmlns:cx8="http://schemas.microsoft.com/office/drawing/2016/5/14/chartex" xmlns:mc="http://schemas.openxmlformats.org/markup-compatibility/2006" xmlns:aink="http://schemas.microsoft.com/office/drawing/2016/ink" xmlns:am3d="http://schemas.microsoft.com/office/drawing/2017/model3d" xmlns:o="urn:schemas-microsoft-com:office:office" xmlns:oel="http://schemas.microsoft.com/office/2019/extlst" xmlns:r="http://schemas.openxmlformats.org/officeDocument/2006/relationships" xmlns:m="http://schemas.openxmlformats.org/officeDocument/2006/math" xmlns:v="urn:schemas-microsoft-com:vml" xmlns:wp14="http://schemas.microsoft.com/office/word/2010/wordprocessingDrawing" xmlns:wp="http://schemas.openxmlformats.org/drawingml/2006/wordprocessingDrawing" xmlns:w10="urn:schemas-microsoft-com:office:word" xmlns:w="http://schemas.openxmlformats.org/wordprocessingml/2006/main" xmlns:w14="http://schemas.microsoft.com/office/word/2010/wordml" xmlns:w15="http://schemas.microsoft.com/office/word/2012/wordml" xmlns:w16cex="http://schemas.microsoft.com/office/word/2018/wordml/cex" xmlns:w16cid="http://schemas.microsoft.com/office/word/2016/wordml/cid" xmlns:w16="http://schemas.microsoft.com/office/word/2018/wordml" xmlns:w16sdtdh="http://schemas.microsoft.com/office/word/2020/wordml/sdtdatahash" xmlns:w16se="http://schemas.microsoft.com/office/word/2015/wordml/symex" xmlns:wpg="http://schemas.microsoft.com/office/word/2010/wordprocessingGroup" xmlns:wpi="http://schemas.microsoft.com/office/word/2010/wordprocessingInk" xmlns:wne="http://schemas.microsoft.com/office/word/2006/wordml" xmlns:wps="http://schemas.microsoft.com/office/word/2010/wordprocessingShape" mc:Ignorable="w14 w15 w16se w16cid w16 w16cex w16sdtdh wp14">
-  <w:footnote w:type="separator" w:id="-1">
-    <w:p>
-      <w:pPr>
-        <w:spacing w:after="0" w:line="240" w:lineRule="auto"/>
-      </w:pPr>
-      <w:r>
-        <w:separator/>
-      </w:r>
-    </w:p>
-  </w:footnote>
-  <w:footnote w:type="continuationSeparator" w:id="0">
-    <w:p>
-      <w:pPr>
-        <w:spacing w:after="0" w:line="240" w:lineRule="auto"/>
-      </w:pPr>
-      <w:r>
-        <w:continuationSeparator/>
-      </w:r>
-    </w:p>
-  </w:footnote>
-  <w:footnote w:id="1">
-    <w:p>
-      <w:pPr>
-        <w:pStyle w:val="FootnoteText"/>
-        <w:rPr>
-          <w:b/>
-          <w:bCs/>
-          <w:sz w:val="26"/>
-          <w:szCs w:val="26"/>
-        </w:rPr>
-      </w:pPr>
-      <w:r>
-        <w:rPr>
-          <w:rStyle w:val="FootnoteReference"/>
-        </w:rPr>
-        <w:footnoteRef/>
-      </w:r>
-      <w:r>
-        <w:rPr>
-          <w:rFonts w:cs="Times New Roman"/>
-          <w:rtl/>
-        </w:rPr>
-        <w:t xml:space="preserve"> </w:t>
-      </w:r>
-    </w:p>
-  </w:footnote>
-</w:footnotes>
-</file>
-
 <file path=word/styles.xml><?xml version="1.0" encoding="utf-8"?>
-<w:styles xmlns:mc="http://schemas.openxmlformats.org/markup-compatibility/2006" xmlns:r="http://schemas.openxmlformats.org/officeDocument/2006/relationships" xmlns:w="http://schemas.openxmlformats.org/wordprocessingml/2006/main" xmlns:w14="http://schemas.microsoft.com/office/word/2010/wordml" xmlns:w15="http://schemas.microsoft.com/office/word/2012/wordml" xmlns:w16cex="http://schemas.microsoft.com/office/word/2018/wordml/cex" xmlns:w16cid="http://schemas.microsoft.com/office/word/2016/wordml/cid" xmlns:w16="http://schemas.microsoft.com/office/word/2018/wordml" xmlns:w16sdtdh="http://schemas.microsoft.com/office/word/2020/wordml/sdtdatahash" xmlns:w16se="http://schemas.microsoft.com/office/word/2015/wordml/symex" mc:Ignorable="w14 w15 w16se w16cid w16 w16cex w16sdtdh">
+<w:styles xmlns:mc="http://schemas.openxmlformats.org/markup-compatibility/2006" xmlns:r="http://schemas.openxmlformats.org/officeDocument/2006/relationships" xmlns:w="http://schemas.openxmlformats.org/wordprocessingml/2006/main" xmlns:w14="http://schemas.microsoft.com/office/word/2010/wordml" xmlns:w15="http://schemas.microsoft.com/office/word/2012/wordml" xmlns:w16cex="http://schemas.microsoft.com/office/word/2018/wordml/cex" xmlns:w16cid="http://schemas.microsoft.com/office/word/2016/wordml/cid" xmlns:w16="http://schemas.microsoft.com/office/word/2018/wordml" xmlns:w16se="http://schemas.microsoft.com/office/word/2015/wordml/symex" mc:Ignorable="w14 w15 w16se w16cid w16 w16cex">
   <w:docDefaults>
     <w:rPrDefault>
       <w:rPr>
         <w:rFonts w:ascii="Sakkal Majalla" w:eastAsiaTheme="minorHAnsi" w:hAnsi="Sakkal Majalla" w:cs="Sakkal Majalla"/>
         <w:sz w:val="28"/>
         <w:szCs w:val="28"/>
-        <w:lang w:val="en-US" w:eastAsia="en-US" w:bidi="he-IL"/>
+        <w:lang w:val="en-IL" w:eastAsia="en-US" w:bidi="ar-SA"/>
       </w:rPr>
     </w:rPrDefault>
     <w:pPrDefault>
       <w:pPr>
-        <w:bidi/>
         <w:spacing w:after="160" w:line="259" w:lineRule="auto"/>
-        <w:jc w:val="both"/>
       </w:pPr>
     </w:pPrDefault>
   </w:docDefaults>
@@ -1111,51 +1176,12 @@
     <w:semiHidden/>
     <w:unhideWhenUsed/>
   </w:style>
-  <w:style w:type="paragraph" w:styleId="FootnoteText">
-    <w:name w:val="footnote text"/>
-    <w:basedOn w:val="Normal"/>
-    <w:link w:val="FootnoteTextChar"/>
-    <w:uiPriority w:val="99"/>
-    <w:semiHidden/>
-    <w:unhideWhenUsed/>
-    <w:rsid w:val="00CE0F82"/>
-    <w:pPr>
-      <w:spacing w:after="0" w:line="240" w:lineRule="auto"/>
-    </w:pPr>
-    <w:rPr>
-      <w:sz w:val="20"/>
-      <w:szCs w:val="20"/>
-    </w:rPr>
-  </w:style>
-  <w:style w:type="character" w:customStyle="1" w:styleId="FootnoteTextChar">
-    <w:name w:val="Footnote Text Char"/>
-    <w:basedOn w:val="DefaultParagraphFont"/>
-    <w:link w:val="FootnoteText"/>
-    <w:uiPriority w:val="99"/>
-    <w:semiHidden/>
-    <w:rsid w:val="00CE0F82"/>
-    <w:rPr>
-      <w:sz w:val="20"/>
-      <w:szCs w:val="20"/>
-    </w:rPr>
-  </w:style>
-  <w:style w:type="character" w:styleId="FootnoteReference">
-    <w:name w:val="footnote reference"/>
-    <w:basedOn w:val="DefaultParagraphFont"/>
-    <w:uiPriority w:val="99"/>
-    <w:semiHidden/>
-    <w:unhideWhenUsed/>
-    <w:rsid w:val="00CE0F82"/>
-    <w:rPr>
-      <w:vertAlign w:val="superscript"/>
-    </w:rPr>
-  </w:style>
   <w:style w:type="character" w:styleId="Hyperlink">
     <w:name w:val="Hyperlink"/>
     <w:basedOn w:val="DefaultParagraphFont"/>
     <w:uiPriority w:val="99"/>
     <w:unhideWhenUsed/>
-    <w:rsid w:val="00FD01F2"/>
+    <w:rsid w:val="00982C7C"/>
     <w:rPr>
       <w:color w:val="0563C1" w:themeColor="hyperlink"/>
       <w:u w:val="single"/>
@@ -1167,29 +1193,17 @@
     <w:uiPriority w:val="99"/>
     <w:semiHidden/>
     <w:unhideWhenUsed/>
-    <w:rsid w:val="00FD01F2"/>
+    <w:rsid w:val="00982C7C"/>
     <w:rPr>
       <w:color w:val="605E5C"/>
       <w:shd w:val="clear" w:color="auto" w:fill="E1DFDD"/>
-    </w:rPr>
-  </w:style>
-  <w:style w:type="character" w:styleId="FollowedHyperlink">
-    <w:name w:val="FollowedHyperlink"/>
-    <w:basedOn w:val="DefaultParagraphFont"/>
-    <w:uiPriority w:val="99"/>
-    <w:semiHidden/>
-    <w:unhideWhenUsed/>
-    <w:rsid w:val="00EE750B"/>
-    <w:rPr>
-      <w:color w:val="954F72" w:themeColor="followedHyperlink"/>
-      <w:u w:val="single"/>
     </w:rPr>
   </w:style>
 </w:styles>
 </file>
 
 <file path=word/theme/theme1.xml><?xml version="1.0" encoding="utf-8"?>
-<a:theme xmlns:a="http://schemas.openxmlformats.org/drawingml/2006/main" name="Office Theme">
+<a:theme xmlns:a="http://schemas.openxmlformats.org/drawingml/2006/main" name="ערכת נושא Office">
   <a:themeElements>
     <a:clrScheme name="Office">
       <a:dk1>
@@ -1481,16 +1495,4 @@
     </a:ext>
   </a:extLst>
 </a:theme>
-</file>
-
-<file path=customXml/item1.xml><?xml version="1.0" encoding="utf-8"?>
-<b:Sources xmlns:b="http://schemas.openxmlformats.org/officeDocument/2006/bibliography" xmlns="http://schemas.openxmlformats.org/officeDocument/2006/bibliography" SelectedStyle="\APASixthEditionOfficeOnline.xsl" StyleName="APA" Version="6"/>
-</file>
-
-<file path=customXml/itemProps1.xml><?xml version="1.0" encoding="utf-8"?>
-<ds:datastoreItem xmlns:ds="http://schemas.openxmlformats.org/officeDocument/2006/customXml" ds:itemID="{91C2FF81-AE17-464A-8CFE-15C852C67B11}">
-  <ds:schemaRefs>
-    <ds:schemaRef ds:uri="http://schemas.openxmlformats.org/officeDocument/2006/bibliography"/>
-  </ds:schemaRefs>
-</ds:datastoreItem>
 </file>
--- a/docs/downloads/منوعات/تم/doc_0735.docx
+++ b/docs/downloads/منوعات/تم/doc_0735.docx
@@ -1,704 +1,995 @@
 
 <file path=word/document.xml><?xml version="1.0" encoding="utf-8"?>
-<w:document xmlns:wpc="http://schemas.microsoft.com/office/word/2010/wordprocessingCanvas" xmlns:cx="http://schemas.microsoft.com/office/drawing/2014/chartex" xmlns:cx1="http://schemas.microsoft.com/office/drawing/2015/9/8/chartex" xmlns:cx2="http://schemas.microsoft.com/office/drawing/2015/10/21/chartex" xmlns:cx3="http://schemas.microsoft.com/office/drawing/2016/5/9/chartex" xmlns:cx4="http://schemas.microsoft.com/office/drawing/2016/5/10/chartex" xmlns:cx5="http://schemas.microsoft.com/office/drawing/2016/5/11/chartex" xmlns:cx6="http://schemas.microsoft.com/office/drawing/2016/5/12/chartex" xmlns:cx7="http://schemas.microsoft.com/office/drawing/2016/5/13/chartex" xmlns:cx8="http://schemas.microsoft.com/office/drawing/2016/5/14/chartex" xmlns:mc="http://schemas.openxmlformats.org/markup-compatibility/2006" xmlns:aink="http://schemas.microsoft.com/office/drawing/2016/ink" xmlns:am3d="http://schemas.microsoft.com/office/drawing/2017/model3d" xmlns:o="urn:schemas-microsoft-com:office:office" xmlns:oel="http://schemas.microsoft.com/office/2019/extlst" xmlns:r="http://schemas.openxmlformats.org/officeDocument/2006/relationships" xmlns:m="http://schemas.openxmlformats.org/officeDocument/2006/math" xmlns:v="urn:schemas-microsoft-com:vml" xmlns:wp14="http://schemas.microsoft.com/office/word/2010/wordprocessingDrawing" xmlns:wp="http://schemas.openxmlformats.org/drawingml/2006/wordprocessingDrawing" xmlns:w10="urn:schemas-microsoft-com:office:word" xmlns:w="http://schemas.openxmlformats.org/wordprocessingml/2006/main" xmlns:w14="http://schemas.microsoft.com/office/word/2010/wordml" xmlns:w15="http://schemas.microsoft.com/office/word/2012/wordml" xmlns:w16cex="http://schemas.microsoft.com/office/word/2018/wordml/cex" xmlns:w16cid="http://schemas.microsoft.com/office/word/2016/wordml/cid" xmlns:w16="http://schemas.microsoft.com/office/word/2018/wordml" xmlns:w16sdtdh="http://schemas.microsoft.com/office/word/2020/wordml/sdtdatahash" xmlns:w16se="http://schemas.microsoft.com/office/word/2015/wordml/symex" xmlns:wpg="http://schemas.microsoft.com/office/word/2010/wordprocessingGroup" xmlns:wpi="http://schemas.microsoft.com/office/word/2010/wordprocessingInk" xmlns:wne="http://schemas.microsoft.com/office/word/2006/wordml" xmlns:wps="http://schemas.microsoft.com/office/word/2010/wordprocessingShape" mc:Ignorable="w14 w15 w16se w16cid w16 w16cex w16sdtdh wp14">
+<w:document xmlns:wpc="http://schemas.microsoft.com/office/word/2010/wordprocessingCanvas" xmlns:cx="http://schemas.microsoft.com/office/drawing/2014/chartex" xmlns:cx1="http://schemas.microsoft.com/office/drawing/2015/9/8/chartex" xmlns:cx2="http://schemas.microsoft.com/office/drawing/2015/10/21/chartex" xmlns:cx3="http://schemas.microsoft.com/office/drawing/2016/5/9/chartex" xmlns:cx4="http://schemas.microsoft.com/office/drawing/2016/5/10/chartex" xmlns:cx5="http://schemas.microsoft.com/office/drawing/2016/5/11/chartex" xmlns:cx6="http://schemas.microsoft.com/office/drawing/2016/5/12/chartex" xmlns:cx7="http://schemas.microsoft.com/office/drawing/2016/5/13/chartex" xmlns:cx8="http://schemas.microsoft.com/office/drawing/2016/5/14/chartex" xmlns:mc="http://schemas.openxmlformats.org/markup-compatibility/2006" xmlns:aink="http://schemas.microsoft.com/office/drawing/2016/ink" xmlns:am3d="http://schemas.microsoft.com/office/drawing/2017/model3d" xmlns:o="urn:schemas-microsoft-com:office:office" xmlns:r="http://schemas.openxmlformats.org/officeDocument/2006/relationships" xmlns:m="http://schemas.openxmlformats.org/officeDocument/2006/math" xmlns:v="urn:schemas-microsoft-com:vml" xmlns:wp14="http://schemas.microsoft.com/office/word/2010/wordprocessingDrawing" xmlns:wp="http://schemas.openxmlformats.org/drawingml/2006/wordprocessingDrawing" xmlns:w10="urn:schemas-microsoft-com:office:word" xmlns:w="http://schemas.openxmlformats.org/wordprocessingml/2006/main" xmlns:w14="http://schemas.microsoft.com/office/word/2010/wordml" xmlns:w15="http://schemas.microsoft.com/office/word/2012/wordml" xmlns:w16cid="http://schemas.microsoft.com/office/word/2016/wordml/cid" xmlns:w16se="http://schemas.microsoft.com/office/word/2015/wordml/symex" xmlns:wpg="http://schemas.microsoft.com/office/word/2010/wordprocessingGroup" xmlns:wpi="http://schemas.microsoft.com/office/word/2010/wordprocessingInk" xmlns:wne="http://schemas.microsoft.com/office/word/2006/wordml" xmlns:wps="http://schemas.microsoft.com/office/word/2010/wordprocessingShape" mc:Ignorable="w14 w15 w16se w16cid wp14">
   <w:body>
     <w:p>
       <w:pPr>
-        <w:rPr>
-          <w:rtl/>
-          <w:lang w:bidi="ar-EG"/>
-        </w:rPr>
-      </w:pPr>
-      <w:hyperlink r:id="rId7" w:anchor=":~:text=Ich%20werde%20nie%20vergessen%2C" w:history="1">
-        <w:r>
-          <w:rPr>
-            <w:rStyle w:val="Hyperlink"/>
-            <w:rtl/>
-            <w:lang w:bidi="ar-EG"/>
-          </w:rPr>
-          <w:t>كيف تعلّمت بأن المسيح هو كل شيء</w:t>
-        </w:r>
-      </w:hyperlink>
+        <w:bidi/>
+        <w:jc w:val="both"/>
+        <w:rPr>
+          <w:rFonts w:ascii="Sakkal Majalla" w:hAnsi="Sakkal Majalla" w:cs="Sakkal Majalla"/>
+          <w:sz w:val="28"/>
+          <w:szCs w:val="28"/>
+          <w:rtl/>
+        </w:rPr>
+      </w:pPr>
+      <w:r>
+        <w:rPr>
+          <w:rFonts w:ascii="Sakkal Majalla" w:hAnsi="Sakkal Majalla" w:cs="Sakkal Majalla"/>
+          <w:sz w:val="28"/>
+          <w:szCs w:val="28"/>
+          <w:rtl/>
+        </w:rPr>
+        <w:fldChar w:fldCharType="begin"/>
+      </w:r>
+      <w:r>
+        <w:rPr>
+          <w:rFonts w:ascii="Sakkal Majalla" w:hAnsi="Sakkal Majalla" w:cs="Sakkal Majalla"/>
+          <w:sz w:val="28"/>
+          <w:szCs w:val="28"/>
+          <w:rtl/>
+        </w:rPr>
+        <w:instrText xml:space="preserve"> </w:instrText>
+      </w:r>
+      <w:r>
+        <w:rPr>
+          <w:rFonts w:ascii="Sakkal Majalla" w:hAnsi="Sakkal Majalla" w:cs="Sakkal Majalla"/>
+          <w:sz w:val="28"/>
+          <w:szCs w:val="28"/>
+        </w:rPr>
+        <w:instrText>HYPERLINK</w:instrText>
+      </w:r>
+      <w:r>
+        <w:rPr>
+          <w:rFonts w:ascii="Sakkal Majalla" w:hAnsi="Sakkal Majalla" w:cs="Sakkal Majalla"/>
+          <w:sz w:val="28"/>
+          <w:szCs w:val="28"/>
+          <w:rtl/>
+        </w:rPr>
+        <w:instrText xml:space="preserve"> "</w:instrText>
+      </w:r>
+      <w:r>
+        <w:rPr>
+          <w:rFonts w:ascii="Sakkal Majalla" w:hAnsi="Sakkal Majalla" w:cs="Sakkal Majalla"/>
+          <w:sz w:val="28"/>
+          <w:szCs w:val="28"/>
+        </w:rPr>
+        <w:instrText>https://haltefest.ch/635-unter-dem-schatten-seiner-fluegel</w:instrText>
+      </w:r>
+      <w:r>
+        <w:rPr>
+          <w:rFonts w:ascii="Sakkal Majalla" w:hAnsi="Sakkal Majalla" w:cs="Sakkal Majalla"/>
+          <w:sz w:val="28"/>
+          <w:szCs w:val="28"/>
+          <w:rtl/>
+        </w:rPr>
+        <w:instrText xml:space="preserve">" </w:instrText>
+      </w:r>
+      <w:r>
+        <w:rPr>
+          <w:rFonts w:ascii="Sakkal Majalla" w:hAnsi="Sakkal Majalla" w:cs="Sakkal Majalla"/>
+          <w:sz w:val="28"/>
+          <w:szCs w:val="28"/>
+          <w:rtl/>
+        </w:rPr>
+      </w:r>
+      <w:r>
+        <w:rPr>
+          <w:rFonts w:ascii="Sakkal Majalla" w:hAnsi="Sakkal Majalla" w:cs="Sakkal Majalla"/>
+          <w:sz w:val="28"/>
+          <w:szCs w:val="28"/>
+          <w:rtl/>
+        </w:rPr>
+        <w:fldChar w:fldCharType="separate"/>
+      </w:r>
+      <w:r>
+        <w:rPr>
+          <w:rStyle w:val="Hyperlink"/>
+          <w:rFonts w:ascii="Sakkal Majalla" w:hAnsi="Sakkal Majalla" w:cs="Sakkal Majalla" w:hint="cs"/>
+          <w:sz w:val="28"/>
+          <w:szCs w:val="28"/>
+          <w:rtl/>
+        </w:rPr>
+        <w:t>في ظل جناحيه</w:t>
+      </w:r>
+      <w:r>
+        <w:rPr>
+          <w:rFonts w:ascii="Sakkal Majalla" w:hAnsi="Sakkal Majalla" w:cs="Sakkal Majalla"/>
+          <w:sz w:val="28"/>
+          <w:szCs w:val="28"/>
+          <w:rtl/>
+        </w:rPr>
+        <w:fldChar w:fldCharType="end"/>
+      </w:r>
     </w:p>
     <w:p>
       <w:pPr>
-        <w:rPr>
-          <w:rtl/>
-          <w:lang w:bidi="ar-EG"/>
-        </w:rPr>
-      </w:pPr>
-      <w:r>
-        <w:rPr>
-          <w:rtl/>
-          <w:lang w:bidi="ar-EG"/>
-        </w:rPr>
-        <w:t xml:space="preserve">ذكريات من </w:t>
+        <w:bidi/>
+        <w:jc w:val="both"/>
+        <w:rPr>
+          <w:rFonts w:ascii="Sakkal Majalla" w:hAnsi="Sakkal Majalla" w:cs="Sakkal Majalla"/>
+          <w:sz w:val="28"/>
+          <w:szCs w:val="28"/>
+          <w:rtl/>
+        </w:rPr>
+      </w:pPr>
+      <w:r>
+        <w:rPr>
+          <w:rFonts w:ascii="Sakkal Majalla" w:hAnsi="Sakkal Majalla" w:cs="Sakkal Majalla" w:hint="cs"/>
+          <w:sz w:val="28"/>
+          <w:szCs w:val="28"/>
+          <w:rtl/>
+        </w:rPr>
+        <w:t xml:space="preserve">مزمور 17: 8؛ 36: 6 -10؛ 57: 2 </w:t>
+      </w:r>
+      <w:r>
+        <w:rPr>
+          <w:rFonts w:ascii="Sakkal Majalla" w:hAnsi="Sakkal Majalla" w:cs="Sakkal Majalla"/>
+          <w:sz w:val="28"/>
+          <w:szCs w:val="28"/>
+          <w:rtl/>
+        </w:rPr>
+        <w:t>–</w:t>
+      </w:r>
+      <w:r>
+        <w:rPr>
+          <w:rFonts w:ascii="Sakkal Majalla" w:hAnsi="Sakkal Majalla" w:cs="Sakkal Majalla" w:hint="cs"/>
+          <w:sz w:val="28"/>
+          <w:szCs w:val="28"/>
+          <w:rtl/>
+        </w:rPr>
+        <w:t xml:space="preserve"> 3؛ 63: </w:t>
+      </w:r>
+      <w:r>
+        <w:rPr>
+          <w:rFonts w:ascii="Sakkal Majalla" w:hAnsi="Sakkal Majalla" w:cs="Sakkal Majalla" w:hint="cs"/>
+          <w:sz w:val="28"/>
+          <w:szCs w:val="28"/>
+          <w:rtl/>
+        </w:rPr>
+        <w:t>7</w:t>
+      </w:r>
+      <w:r>
+        <w:rPr>
+          <w:rFonts w:ascii="Sakkal Majalla" w:hAnsi="Sakkal Majalla" w:cs="Sakkal Majalla" w:hint="cs"/>
+          <w:sz w:val="28"/>
+          <w:szCs w:val="28"/>
+          <w:rtl/>
+        </w:rPr>
+        <w:t>؛ متى 23: 37</w:t>
       </w:r>
     </w:p>
     <w:p>
       <w:pPr>
-        <w:rPr>
-          <w:rtl/>
-          <w:lang w:bidi="ar-EG"/>
-        </w:rPr>
-      </w:pPr>
-      <w:r>
-        <w:rPr>
-          <w:lang w:bidi="ar-EG"/>
-        </w:rPr>
-        <w:t>John Thomas Mawson</w:t>
+        <w:bidi/>
+        <w:jc w:val="both"/>
+        <w:rPr>
+          <w:rFonts w:ascii="Sakkal Majalla" w:hAnsi="Sakkal Majalla" w:cs="Sakkal Majalla"/>
+          <w:sz w:val="28"/>
+          <w:szCs w:val="28"/>
+          <w:rtl/>
+        </w:rPr>
+      </w:pPr>
+      <w:r>
+        <w:rPr>
+          <w:rFonts w:ascii="Sakkal Majalla" w:hAnsi="Sakkal Majalla" w:cs="Sakkal Majalla" w:hint="cs"/>
+          <w:sz w:val="28"/>
+          <w:szCs w:val="28"/>
+          <w:rtl/>
+        </w:rPr>
+        <w:t xml:space="preserve">مجلد: 1961 </w:t>
+      </w:r>
+      <w:r>
+        <w:rPr>
+          <w:rFonts w:ascii="Sakkal Majalla" w:hAnsi="Sakkal Majalla" w:cs="Sakkal Majalla"/>
+          <w:sz w:val="28"/>
+          <w:szCs w:val="28"/>
+          <w:rtl/>
+        </w:rPr>
+        <w:t>–</w:t>
+      </w:r>
+      <w:r>
+        <w:rPr>
+          <w:rFonts w:ascii="Sakkal Majalla" w:hAnsi="Sakkal Majalla" w:cs="Sakkal Majalla" w:hint="cs"/>
+          <w:sz w:val="28"/>
+          <w:szCs w:val="28"/>
+          <w:rtl/>
+        </w:rPr>
+        <w:t xml:space="preserve"> صفحة 85</w:t>
       </w:r>
     </w:p>
     <w:p>
       <w:pPr>
-        <w:rPr>
-          <w:rtl/>
-          <w:lang w:bidi="ar-EG"/>
-        </w:rPr>
-      </w:pPr>
-      <w:r>
-        <w:rPr>
-          <w:rtl/>
-          <w:lang w:bidi="ar-EG"/>
-        </w:rPr>
-        <w:t>كولوسي 2: 6، 7</w:t>
-      </w:r>
-      <w:r>
-        <w:rPr>
-          <w:rFonts w:hint="cs"/>
-          <w:rtl/>
-          <w:lang w:bidi="ar-EG"/>
-        </w:rPr>
-        <w:t xml:space="preserve"> ، 2. تيموثاوس 2: 1، 8</w:t>
-      </w:r>
+        <w:bidi/>
+        <w:jc w:val="both"/>
+        <w:rPr>
+          <w:rFonts w:ascii="Sakkal Majalla" w:hAnsi="Sakkal Majalla" w:cs="Sakkal Majalla"/>
+          <w:sz w:val="28"/>
+          <w:szCs w:val="28"/>
+          <w:rtl/>
+        </w:rPr>
+      </w:pPr>
+      <w:r>
+        <w:rPr>
+          <w:rFonts w:ascii="Sakkal Majalla" w:hAnsi="Sakkal Majalla" w:cs="Sakkal Majalla" w:hint="cs"/>
+          <w:sz w:val="28"/>
+          <w:szCs w:val="28"/>
+          <w:rtl/>
+        </w:rPr>
+        <w:t xml:space="preserve">الكاتب: أندريه </w:t>
+      </w:r>
+      <w:proofErr w:type="spellStart"/>
+      <w:r>
+        <w:rPr>
+          <w:rFonts w:ascii="Sakkal Majalla" w:hAnsi="Sakkal Majalla" w:cs="Sakkal Majalla" w:hint="cs"/>
+          <w:sz w:val="28"/>
+          <w:szCs w:val="28"/>
+          <w:rtl/>
+        </w:rPr>
+        <w:t>جيبيرت</w:t>
+      </w:r>
+      <w:proofErr w:type="spellEnd"/>
     </w:p>
     <w:p>
       <w:pPr>
-        <w:rPr>
-          <w:rtl/>
-          <w:lang w:bidi="ar-EG"/>
-        </w:rPr>
-      </w:pPr>
-      <w:r>
-        <w:rPr>
-          <w:rFonts w:hint="cs"/>
-          <w:rtl/>
-          <w:lang w:bidi="ar-EG"/>
-        </w:rPr>
-        <w:t xml:space="preserve">حينما أمعنت النظر في كولوسي 2: 6، 7، تذكرت بدايتي مع الرب. منذ طفولتي المبكرة كنت أعرف الإنجيل، لكن عندها أتى وقت آمنت فيه. "أتريد أن تثق فيه؟" </w:t>
-      </w:r>
-      <w:r>
-        <w:rPr>
-          <w:rtl/>
-          <w:lang w:bidi="ar-EG"/>
-        </w:rPr>
-        <w:t>–</w:t>
-      </w:r>
-      <w:r>
-        <w:rPr>
-          <w:rFonts w:hint="cs"/>
-          <w:rtl/>
-          <w:lang w:bidi="ar-EG"/>
-        </w:rPr>
-        <w:t xml:space="preserve"> هذا كان السؤال الذي طُرح عليّ وكان جوابي: "نعم". أنا أتذكر بأنه في اليوم التالي كان اسم يسوع ماثل</w:t>
-      </w:r>
-      <w:r>
-        <w:rPr>
-          <w:rFonts w:hint="cs"/>
-          <w:rtl/>
-          <w:lang w:bidi="ar-EG"/>
-        </w:rPr>
-        <w:t xml:space="preserve"> بصورة دائمة أمامي. أنا كتبته بأحرف كبيرة ووضعته حيث يمكنني أن أراه على الدوام. ليست البركة التي </w:t>
-      </w:r>
-      <w:r>
-        <w:rPr>
-          <w:rFonts w:hint="cs"/>
-          <w:rtl/>
-          <w:lang w:bidi="ar-EG"/>
-        </w:rPr>
-        <w:t>ح</w:t>
-      </w:r>
-      <w:r>
-        <w:rPr>
-          <w:rFonts w:hint="cs"/>
-          <w:rtl/>
-          <w:lang w:bidi="ar-EG"/>
-        </w:rPr>
-        <w:t>صلت عليها، وإنما المسيح شخصيًا.</w:t>
+        <w:bidi/>
+        <w:jc w:val="both"/>
+        <w:rPr>
+          <w:rFonts w:ascii="Sakkal Majalla" w:hAnsi="Sakkal Majalla" w:cs="Sakkal Majalla"/>
+          <w:sz w:val="28"/>
+          <w:szCs w:val="28"/>
+          <w:rtl/>
+        </w:rPr>
+      </w:pPr>
+      <w:r>
+        <w:rPr>
+          <w:rFonts w:ascii="Sakkal Majalla" w:hAnsi="Sakkal Majalla" w:cs="Sakkal Majalla" w:hint="cs"/>
+          <w:sz w:val="28"/>
+          <w:szCs w:val="28"/>
+          <w:rtl/>
+        </w:rPr>
+        <w:t>عند نهاية طريقه على الأرض، وقبل الصليب بقليل قال الرب لشعبه الذي رفضه: "</w:t>
+      </w:r>
+      <w:r>
+        <w:rPr>
+          <w:rFonts w:ascii="Sakkal Majalla" w:hAnsi="Sakkal Majalla" w:cs="Sakkal Majalla"/>
+          <w:sz w:val="28"/>
+          <w:szCs w:val="28"/>
+          <w:rtl/>
+        </w:rPr>
+        <w:t xml:space="preserve">«يَا أُورُشَلِيمُ، يَا أُورُشَلِيمُ! يَا قَاتِلَةَ الأَنْبِيَاءِ وَرَاجِمَةَ الْمُرْسَلِينَ إِلَيْهَا، كَمْ مَرَّةٍ </w:t>
+      </w:r>
+      <w:bookmarkStart w:id="0" w:name="_GoBack"/>
+      <w:bookmarkEnd w:id="0"/>
+      <w:r>
+        <w:rPr>
+          <w:rFonts w:ascii="Sakkal Majalla" w:hAnsi="Sakkal Majalla" w:cs="Sakkal Majalla"/>
+          <w:sz w:val="28"/>
+          <w:szCs w:val="28"/>
+          <w:rtl/>
+        </w:rPr>
+        <w:t>أَرَدْتُ أَنْ أَجْمَعَ أَوْلاَدَكِ كَمَا تَجْمَعُ الدَّجَاجَةُ فِرَاخَهَا تَحْتَ جَنَاحَيْهَا، وَلَمْ تُرِيدُوا!</w:t>
+      </w:r>
+      <w:r>
+        <w:rPr>
+          <w:rFonts w:ascii="Sakkal Majalla" w:hAnsi="Sakkal Majalla" w:cs="Sakkal Majalla" w:hint="cs"/>
+          <w:sz w:val="28"/>
+          <w:szCs w:val="28"/>
+          <w:rtl/>
+        </w:rPr>
+        <w:t>" (متى 23: 37). إنها صرخة قلب مُعذّب أُسيئ إلى محبته! الشعب الغير مؤمن لم يرَ في شخصه أي شيء يشتهيه. من بداية سيرته داس على نواميسه المقدسة وتوّج شرّه وأتى به حتى الموت بين مجرمين اثنين. إلا أن المؤمنين في كل القرون عرفوا كيف يجدون ملجأهم الآمن تحت جناحيه. في سفر المزامير، والذي يتكلم بصورة خاصة عن رفض الرب، يذكر 4 مرات كيف مضى مؤمنون إلى هذا الموضع المبارك.</w:t>
       </w:r>
     </w:p>
     <w:p>
       <w:pPr>
-        <w:rPr>
-          <w:rtl/>
-          <w:lang w:bidi="ar-EG"/>
-        </w:rPr>
-      </w:pPr>
-      <w:r>
-        <w:rPr>
-          <w:rFonts w:hint="cs"/>
-          <w:rtl/>
-          <w:lang w:bidi="ar-EG"/>
-        </w:rPr>
-        <w:t>حينها ما كان بإمكاني أن أشرح كل هذا، لكنني اليوم أنا أفهم: روح الله قادني للمسيح؛ فأنا لم أومن بكلمة من الكتاب المقدس، وإنما قد حصلت على شخص تكلّم عنه الكتاب المقدس. المسيح كان شي</w:t>
-      </w:r>
-      <w:r>
-        <w:rPr>
-          <w:rFonts w:hint="cs"/>
-          <w:rtl/>
-          <w:lang w:bidi="ar-EG"/>
-        </w:rPr>
-        <w:t>ئًا</w:t>
-      </w:r>
-      <w:r>
-        <w:rPr>
-          <w:rFonts w:hint="cs"/>
-          <w:rtl/>
-          <w:lang w:bidi="ar-EG"/>
-        </w:rPr>
-        <w:t xml:space="preserve"> ملموس</w:t>
-      </w:r>
-      <w:r>
-        <w:rPr>
-          <w:rFonts w:hint="cs"/>
-          <w:rtl/>
-          <w:lang w:bidi="ar-EG"/>
-        </w:rPr>
-        <w:t>ًا</w:t>
-      </w:r>
-      <w:r>
-        <w:rPr>
-          <w:rFonts w:hint="cs"/>
-          <w:rtl/>
-          <w:lang w:bidi="ar-EG"/>
-        </w:rPr>
-        <w:t xml:space="preserve"> جدًا بالنسبة لي، جدًا حقيقي. لقد أدركت بأنه كانت هنالك علاقة شخصية بيني والرب، وكنت أتوق</w:t>
-      </w:r>
-      <w:r>
-        <w:rPr>
-          <w:rFonts w:hint="cs"/>
-          <w:rtl/>
-          <w:lang w:bidi="ar-EG"/>
-        </w:rPr>
-        <w:t xml:space="preserve"> أن أتذكره في ذِكرى موته، لكني كنت خجولاً بأن أُعلن عن رغبتي. من بعد تراجع طويل وعيت على نفسي، بأني ضيّعت وقتًا ووقعت في تراجع روحي، لأني لم أحفظ الكلمة. إلى ذلك الحين ما فهمته كان فقط ما كان يعنيه موته لي شخصيًا؛ وما تعدّى ذلك لم أكن </w:t>
-      </w:r>
-      <w:r>
-        <w:rPr>
-          <w:rFonts w:hint="cs"/>
-          <w:rtl/>
-          <w:lang w:bidi="ar-EG"/>
-        </w:rPr>
-        <w:t>قد أحرزت تقدّمًا لمعرفة ذلك. في العشاء التذكاري لم يُعِر اهتمامي إلا بأن الرب أحبني وأنا تجاوبت معه، لكن إلى تلك اللحظة كانت هذه المحبة حقيقية جدًا: أنا أحببته وأردت أن أتمم وصاياه بفرح.</w:t>
+        <w:bidi/>
+        <w:jc w:val="both"/>
+        <w:rPr>
+          <w:rFonts w:ascii="Sakkal Majalla" w:hAnsi="Sakkal Majalla" w:cs="Sakkal Majalla"/>
+          <w:sz w:val="28"/>
+          <w:szCs w:val="28"/>
+          <w:rtl/>
+        </w:rPr>
+      </w:pPr>
+      <w:r>
+        <w:rPr>
+          <w:rFonts w:ascii="Sakkal Majalla" w:hAnsi="Sakkal Majalla" w:cs="Sakkal Majalla" w:hint="cs"/>
+          <w:sz w:val="28"/>
+          <w:szCs w:val="28"/>
+          <w:rtl/>
+        </w:rPr>
+        <w:t>يا ليت يكون هذا نصيب كل واحد منا، لكيما نفتخر دومًا بالأمان ونفرح بالبركة عند مَن يحبنا حبًا عميقًا كأرق أم حنون.</w:t>
       </w:r>
     </w:p>
     <w:p>
       <w:pPr>
-        <w:rPr>
-          <w:rtl/>
-          <w:lang w:bidi="ar-EG"/>
-        </w:rPr>
-      </w:pPr>
-      <w:r>
-        <w:rPr>
-          <w:rFonts w:hint="cs"/>
-          <w:rtl/>
-          <w:lang w:bidi="ar-EG"/>
-        </w:rPr>
-        <w:t>من بعد ذلك كانت لي رغبة مشتاقة بأن أخدمه. وشعرت بأنها كرامة ع</w:t>
-      </w:r>
-      <w:r>
-        <w:rPr>
-          <w:rFonts w:hint="cs"/>
-          <w:rtl/>
-          <w:lang w:bidi="ar-EG"/>
-        </w:rPr>
-        <w:t>ظ</w:t>
-      </w:r>
-      <w:r>
-        <w:rPr>
-          <w:rFonts w:hint="cs"/>
-          <w:rtl/>
-          <w:lang w:bidi="ar-EG"/>
-        </w:rPr>
-        <w:t xml:space="preserve">يمة بأن أخدمه </w:t>
-      </w:r>
-      <w:r>
-        <w:rPr>
-          <w:rtl/>
-          <w:lang w:bidi="ar-EG"/>
-        </w:rPr>
-        <w:t>–</w:t>
-      </w:r>
-      <w:r>
-        <w:rPr>
-          <w:rFonts w:hint="cs"/>
-          <w:rtl/>
-          <w:lang w:bidi="ar-EG"/>
-        </w:rPr>
-        <w:t xml:space="preserve"> هو مَن فعل الكثير لأجلي. وأنا لا أشك بأنه دعاني</w:t>
-      </w:r>
-      <w:r>
-        <w:rPr>
-          <w:rFonts w:hint="cs"/>
-          <w:rtl/>
-          <w:lang w:bidi="ar-EG"/>
-        </w:rPr>
-        <w:t xml:space="preserve"> بأن أكرز بالإنجيل. في أحد الأوقات سنحت لي الفرصة بأن أكرز. وقد استغرقت أيامًا في تحضير كرازة: بأنه من الذكاء أن نبني على الصخر، ومن الجهل أن نبني على الرمال. وحينما كنت في طريقي </w:t>
-      </w:r>
-      <w:r>
-        <w:rPr>
-          <w:rFonts w:hint="cs"/>
-          <w:rtl/>
-          <w:lang w:bidi="ar-EG"/>
-        </w:rPr>
-        <w:t>إ</w:t>
-      </w:r>
-      <w:r>
-        <w:rPr>
-          <w:rFonts w:hint="cs"/>
-          <w:rtl/>
-          <w:lang w:bidi="ar-EG"/>
-        </w:rPr>
-        <w:t>لى المكان الذي يبعد ثلاثة أميال، حيث كنت سأكرز، رنّ في أذني صوت اخترقها: "هوذا حمل الله!" (يوحنا 1: 29، ولم أعُد أتذكر كل الكرازة التي استعددت لها. وكان الأمر أليمًا</w:t>
-      </w:r>
-      <w:r>
-        <w:rPr>
-          <w:rFonts w:hint="cs"/>
-          <w:rtl/>
-          <w:lang w:bidi="ar-EG"/>
-        </w:rPr>
-        <w:t>، وأكثر من ذلك حينما لم أستطع إيجاد الموضع الكتابي عند وصولي إلى الاجتماع، الذي درسته بعناية. وكنت لا زلت أسمع الصوت في داخلي: "هوذا، حمل الله!"</w:t>
+        <w:bidi/>
+        <w:jc w:val="both"/>
+        <w:rPr>
+          <w:rFonts w:ascii="Sakkal Majalla" w:hAnsi="Sakkal Majalla" w:cs="Sakkal Majalla"/>
+          <w:sz w:val="28"/>
+          <w:szCs w:val="28"/>
+          <w:rtl/>
+        </w:rPr>
+      </w:pPr>
+      <w:r>
+        <w:rPr>
+          <w:rFonts w:ascii="Sakkal Majalla" w:hAnsi="Sakkal Majalla" w:cs="Sakkal Majalla" w:hint="cs"/>
+          <w:sz w:val="28"/>
+          <w:szCs w:val="28"/>
+          <w:rtl/>
+        </w:rPr>
+        <w:t>الموضع الأول نجده في مزمور 17: 8. هناك يجد الصديق أمام الأشرار الذين يريدون بأن يُخربوه وأمام الأعداء، الذين يحيطون به، مأمنًا تحت هذه الأجنحة الساترة وهو محفوظ من كل خطر. أي عدو يمكنه أن يصلنا في مثل هذا الموضع ويعمل بنا شرًا؟ إنه الكلي القدرة.</w:t>
       </w:r>
     </w:p>
     <w:p>
       <w:pPr>
-        <w:rPr>
-          <w:rtl/>
-          <w:lang w:bidi="ar-EG"/>
-        </w:rPr>
-      </w:pPr>
-      <w:r>
-        <w:rPr>
-          <w:rFonts w:hint="cs"/>
-          <w:rtl/>
-          <w:lang w:bidi="ar-EG"/>
-        </w:rPr>
-        <w:t>أحد الأخوة كان جالسًا بجواري ذكّرني بأنه حان الوقت بأن أبدأ بالعظة. فأخذت كتاب الترنيم في يدي، وأول ترنيمة كانت أمام نظري: "هوذا، حمل الله! حمل حملي على الصليب "</w:t>
-      </w:r>
-      <w:r>
-        <w:rPr>
-          <w:rStyle w:val="FootnoteReference"/>
-          <w:rtl/>
-          <w:lang w:bidi="ar-EG"/>
-        </w:rPr>
-        <w:footnoteReference w:id="1"/>
-      </w:r>
-      <w:r>
-        <w:rPr>
-          <w:rFonts w:hint="cs"/>
-          <w:rtl/>
-          <w:lang w:bidi="ar-EG"/>
-        </w:rPr>
-        <w:t>.</w:t>
-      </w:r>
-      <w:r>
-        <w:rPr>
-          <w:rFonts w:hint="cs"/>
-          <w:rtl/>
-          <w:lang w:bidi="ar-EG"/>
-        </w:rPr>
-        <w:t xml:space="preserve"> فتشجّعت وشعرت: بإمكاني أن أثق بأن الرب سيمنحني كلامًا، لكي أعظ في النص: "هوذا، حمل الله!". وبينما كنت أتكلّم، آمن رجل كبير السن عمره 74 عامًا كان قد عاش طيلة حياته في ضائقة نفسية واضطراب، بكلمة الله وأتى من الظلمة إلى النور. وقد تعزّيت جدًا بهذا الأمر وابتدأت التعرف على طريق الرب معي. لقد كان كما لو أراد أن يقول لي من خلال هذا الاختبار: "إن أردت أن تخدمني</w:t>
-      </w:r>
-      <w:r>
-        <w:rPr>
-          <w:rFonts w:hint="cs"/>
-          <w:rtl/>
-          <w:lang w:bidi="ar-EG"/>
-        </w:rPr>
-        <w:t xml:space="preserve"> فينبغي أن تتكلم عنّي، ينبغي أن تبدأ بي. أنا بنفسي يجب أن أكون دافعك، وموضوعك." ومن جديد كان هو بنفسه.</w:t>
+        <w:bidi/>
+        <w:jc w:val="both"/>
+        <w:rPr>
+          <w:rFonts w:ascii="Sakkal Majalla" w:hAnsi="Sakkal Majalla" w:cs="Sakkal Majalla"/>
+          <w:sz w:val="28"/>
+          <w:szCs w:val="28"/>
+          <w:rtl/>
+        </w:rPr>
+      </w:pPr>
+      <w:r>
+        <w:rPr>
+          <w:rFonts w:ascii="Sakkal Majalla" w:hAnsi="Sakkal Majalla" w:cs="Sakkal Majalla" w:hint="cs"/>
+          <w:sz w:val="28"/>
+          <w:szCs w:val="28"/>
+          <w:rtl/>
+        </w:rPr>
+        <w:t xml:space="preserve">في مزمور 57: 2 </w:t>
+      </w:r>
+      <w:r>
+        <w:rPr>
+          <w:rFonts w:ascii="Sakkal Majalla" w:hAnsi="Sakkal Majalla" w:cs="Sakkal Majalla"/>
+          <w:sz w:val="28"/>
+          <w:szCs w:val="28"/>
+          <w:rtl/>
+        </w:rPr>
+        <w:t>–</w:t>
+      </w:r>
+      <w:r>
+        <w:rPr>
+          <w:rFonts w:ascii="Sakkal Majalla" w:hAnsi="Sakkal Majalla" w:cs="Sakkal Majalla" w:hint="cs"/>
+          <w:sz w:val="28"/>
+          <w:szCs w:val="28"/>
+          <w:rtl/>
+        </w:rPr>
+        <w:t xml:space="preserve"> 3 تلجأ النفس تحت ظل جناحيه "</w:t>
+      </w:r>
+      <w:r>
+        <w:rPr>
+          <w:rFonts w:ascii="Sakkal Majalla" w:hAnsi="Sakkal Majalla" w:cs="Sakkal Majalla"/>
+          <w:sz w:val="28"/>
+          <w:szCs w:val="28"/>
+          <w:rtl/>
+        </w:rPr>
+        <w:t>إِلَى أَنْ تَعْبُرَ الْمَصَائِبُ</w:t>
+      </w:r>
+      <w:r>
+        <w:rPr>
+          <w:rFonts w:ascii="Sakkal Majalla" w:hAnsi="Sakkal Majalla" w:cs="Sakkal Majalla" w:hint="cs"/>
+          <w:sz w:val="28"/>
+          <w:szCs w:val="28"/>
+          <w:rtl/>
+        </w:rPr>
+        <w:t xml:space="preserve"> (يعبر الوغى)". إيمانها يفرح بثلاث أمور:</w:t>
       </w:r>
     </w:p>
     <w:p>
       <w:pPr>
-        <w:rPr>
-          <w:rtl/>
-          <w:lang w:bidi="ar-EG"/>
-        </w:rPr>
-      </w:pPr>
-      <w:r>
-        <w:rPr>
-          <w:rFonts w:hint="cs"/>
-          <w:rtl/>
-          <w:lang w:bidi="ar-EG"/>
-        </w:rPr>
-        <w:t xml:space="preserve">فاجتاحتني غيرة للإنجيل، وكانت أفكاري ليل نهار مليئة بالإنجيل وبخدمتي في الإنجيل. حينما قرأت نصائح مفيدة وثمينة </w:t>
-      </w:r>
-      <w:r>
-        <w:rPr>
-          <w:rFonts w:hint="cs"/>
-          <w:rtl/>
-          <w:lang w:bidi="ar-EG"/>
-        </w:rPr>
-        <w:t>من أجل ا</w:t>
-      </w:r>
-      <w:r>
-        <w:rPr>
-          <w:rFonts w:hint="cs"/>
-          <w:rtl/>
-          <w:lang w:bidi="ar-EG"/>
-        </w:rPr>
-        <w:t>لواعظ، للكاتب شارلس سبيرجون، اشتقت بأن أحصل على معونة</w:t>
-      </w:r>
-      <w:r>
-        <w:rPr>
-          <w:rFonts w:hint="cs"/>
-          <w:rtl/>
-          <w:lang w:bidi="ar-EG"/>
-        </w:rPr>
-        <w:t xml:space="preserve"> استطاع سبيرجون منحي إياها، حتى أكون أكثر تأثيرًا في الوعظ. لكن في تلك اللحظة بالذات تدخّل الرب وقادني خطوة أبعد من ذلك. أحد خدام الله كان قد زار مدينتنا. وتكلم في أول وعظته الأولى عن متى 18: 20 وشدّد بأن الرب حاضر وسط كنيسته. وهذا كان إعلان بالنسبة لي. ليس الأخوة، إن كانوا لطفاء أو لم يكونوا، هم الذين أقاموا الاجتماع فيما كانه؛ </w:t>
-      </w:r>
-      <w:r>
-        <w:rPr>
-          <w:rFonts w:hint="cs"/>
-          <w:rtl/>
-          <w:lang w:bidi="ar-EG"/>
-        </w:rPr>
-        <w:t xml:space="preserve">فالمسيح بنفسه منح للمكان طابعه. عندما كنت أذهب إلى هناك، كنت أفعل ذلك لأتقابل معه في دائرة خاصته، هناك حيث جمع خاصته من حوله بحسب حقه </w:t>
-      </w:r>
-      <w:r>
-        <w:rPr>
-          <w:rFonts w:hint="cs"/>
-          <w:rtl/>
-          <w:lang w:bidi="ar-EG"/>
-        </w:rPr>
-        <w:t>الإلهي</w:t>
-      </w:r>
-      <w:r>
-        <w:rPr>
-          <w:rFonts w:hint="cs"/>
-          <w:rtl/>
-          <w:lang w:bidi="ar-EG"/>
-        </w:rPr>
-        <w:t>.</w:t>
+        <w:pStyle w:val="ListParagraph"/>
+        <w:numPr>
+          <w:ilvl w:val="0"/>
+          <w:numId w:val="1"/>
+        </w:numPr>
+        <w:bidi/>
+        <w:jc w:val="both"/>
+        <w:rPr>
+          <w:rFonts w:ascii="Sakkal Majalla" w:hAnsi="Sakkal Majalla" w:cs="Sakkal Majalla"/>
+          <w:sz w:val="28"/>
+          <w:szCs w:val="28"/>
+        </w:rPr>
+      </w:pPr>
+      <w:r>
+        <w:rPr>
+          <w:rFonts w:ascii="Sakkal Majalla" w:hAnsi="Sakkal Majalla" w:cs="Sakkal Majalla" w:hint="cs"/>
+          <w:sz w:val="28"/>
+          <w:szCs w:val="28"/>
+          <w:rtl/>
+        </w:rPr>
+        <w:t>هي لها ملجأ آمن.</w:t>
       </w:r>
     </w:p>
     <w:p>
       <w:pPr>
-        <w:rPr>
-          <w:rtl/>
-          <w:lang w:bidi="ar-EG"/>
-        </w:rPr>
-      </w:pPr>
-      <w:r>
-        <w:rPr>
-          <w:rFonts w:hint="cs"/>
-          <w:rtl/>
-          <w:lang w:bidi="ar-EG"/>
-        </w:rPr>
-        <w:t>أنا لن أنسى أبدًا بأن هذا كان نورًا لنفسي. لقد كان يجب أن أترك كل شيء وأن يبقى ما سأتكلّم مع الرب عنه.</w:t>
-      </w:r>
-      <w:r>
-        <w:rPr>
-          <w:rFonts w:hint="cs"/>
-          <w:rtl/>
-          <w:lang w:bidi="ar-EG"/>
-        </w:rPr>
-        <w:t xml:space="preserve"> من ذلك الوقت لا يمكنني أن أفهم عندما يقولون إخوة: "أنا لن أذهب إلى الاجتماع، إن سُمح هناك لهذا أو ذاك"، أو عندما يهددون بأنهم سيتركون إن لم يُعمَل ما يعتبرونه صحيحًا. بالنسبة لي فالأمر معتمد إن كان الرب هناك، وإن كان هناك، فلا بد لي أنا أيضًا أن أكون هناك.</w:t>
+        <w:pStyle w:val="ListParagraph"/>
+        <w:numPr>
+          <w:ilvl w:val="0"/>
+          <w:numId w:val="1"/>
+        </w:numPr>
+        <w:bidi/>
+        <w:jc w:val="both"/>
+        <w:rPr>
+          <w:rFonts w:ascii="Sakkal Majalla" w:hAnsi="Sakkal Majalla" w:cs="Sakkal Majalla"/>
+          <w:sz w:val="28"/>
+          <w:szCs w:val="28"/>
+        </w:rPr>
+      </w:pPr>
+      <w:r>
+        <w:rPr>
+          <w:rFonts w:ascii="Sakkal Majalla" w:hAnsi="Sakkal Majalla" w:cs="Sakkal Majalla" w:hint="cs"/>
+          <w:sz w:val="28"/>
+          <w:szCs w:val="28"/>
+          <w:rtl/>
+        </w:rPr>
+        <w:t>هي تعلم، بأن المصيبة، "الوغى"، هو فقط للحظة ويعبر.</w:t>
       </w:r>
     </w:p>
     <w:p>
       <w:pPr>
-        <w:rPr>
-          <w:rtl/>
-          <w:lang w:bidi="ar-EG"/>
-        </w:rPr>
-      </w:pPr>
-      <w:r>
-        <w:rPr>
-          <w:rFonts w:hint="cs"/>
-          <w:rtl/>
-          <w:lang w:bidi="ar-EG"/>
-        </w:rPr>
-        <w:t>إن هذا كان</w:t>
-      </w:r>
-      <w:r>
-        <w:rPr>
-          <w:rFonts w:hint="cs"/>
-          <w:rtl/>
-          <w:lang w:bidi="ar-EG"/>
-        </w:rPr>
-        <w:t xml:space="preserve"> لي</w:t>
-      </w:r>
-      <w:r>
-        <w:rPr>
-          <w:rFonts w:hint="cs"/>
-          <w:rtl/>
-          <w:lang w:bidi="ar-EG"/>
-        </w:rPr>
-        <w:t xml:space="preserve"> فرحًا</w:t>
-      </w:r>
-      <w:r>
-        <w:rPr>
-          <w:rFonts w:hint="cs"/>
-          <w:rtl/>
-          <w:lang w:bidi="ar-EG"/>
-        </w:rPr>
-        <w:t xml:space="preserve"> عظيمًا، لكن سريعًا ما خضت ضائقة جديدة: لقد كان عليّ أن أرى بعيني الحقيقة، بأنه كان هنالك فشل، وكان عليّ أن أدرك بأن الفوضى والانفصال أحدثا الكثير من الخراب فيما بدا أنه مبارك جدًا لي وما رأيته كأمر لن يفشل فيه الإنسان أبدًا. عدا ذلك اكتشفت</w:t>
-      </w:r>
-      <w:r>
-        <w:rPr>
-          <w:rFonts w:hint="cs"/>
-          <w:rtl/>
-          <w:lang w:bidi="ar-EG"/>
-        </w:rPr>
-        <w:t xml:space="preserve">: حتى الذين اعتقدتهم بأنهم تمسكوا بالحق، هم أيضًا للأسف فشلوا </w:t>
-      </w:r>
-      <w:r>
-        <w:rPr>
-          <w:rtl/>
-          <w:lang w:bidi="ar-EG"/>
-        </w:rPr>
-        <w:t>–</w:t>
-      </w:r>
-      <w:r>
-        <w:rPr>
-          <w:rFonts w:hint="cs"/>
-          <w:rtl/>
-          <w:lang w:bidi="ar-EG"/>
-        </w:rPr>
-        <w:t xml:space="preserve"> وكان هذا بالصورة التي فعلوها وفي موقف روحي انكشف في ذلك الأمر. في أن روح التحزب دخل بعواقبه الوخيمة في هذا الجو المقدس، أدهشني وكان اختبارًا نزع قلبي من مكانه. لقد كنت مصدومًا للغاية وتساءلت إن لم يكن من الأفضل بأن أكرّس نفسي للإنجيل فقط وأن أترك كل ما هو غير ذلك، </w:t>
-      </w:r>
-      <w:r>
-        <w:rPr>
-          <w:rFonts w:hint="cs"/>
-          <w:rtl/>
-          <w:lang w:bidi="ar-EG"/>
-        </w:rPr>
-        <w:t>إذ كان من المستحيل تحقيقه.</w:t>
+        <w:pStyle w:val="ListParagraph"/>
+        <w:numPr>
+          <w:ilvl w:val="0"/>
+          <w:numId w:val="1"/>
+        </w:numPr>
+        <w:bidi/>
+        <w:jc w:val="both"/>
+        <w:rPr>
+          <w:rFonts w:ascii="Sakkal Majalla" w:hAnsi="Sakkal Majalla" w:cs="Sakkal Majalla"/>
+          <w:sz w:val="28"/>
+          <w:szCs w:val="28"/>
+        </w:rPr>
+      </w:pPr>
+      <w:r>
+        <w:rPr>
+          <w:rFonts w:ascii="Sakkal Majalla" w:hAnsi="Sakkal Majalla" w:cs="Sakkal Majalla" w:hint="cs"/>
+          <w:sz w:val="28"/>
+          <w:szCs w:val="28"/>
+          <w:rtl/>
+        </w:rPr>
+        <w:t>هي مقتنعة، بأن العلي، الذي هو فوق الكل، سيعمل كل شيء في النهاية لخيرها.</w:t>
       </w:r>
     </w:p>
     <w:p>
       <w:pPr>
-        <w:rPr>
-          <w:rtl/>
-          <w:lang w:bidi="ar-EG"/>
-        </w:rPr>
-      </w:pPr>
-      <w:r>
-        <w:rPr>
-          <w:rFonts w:hint="cs"/>
-          <w:rtl/>
-          <w:lang w:bidi="ar-EG"/>
-        </w:rPr>
-        <w:t xml:space="preserve">لكني لم أستطع فعل ذلك. لقد تذوقت الفرح بالمسيح وبكنيسته؛ فشعرت، بأنني يجب التمسك بذلك. وتقدّمت خطوة إلى الأمام وتعلّمت من رسالة تيموثاوس الثانية بأن كل شيء قد تأسس وحصل على ضمانه في المسيح. فتمسكت بما تعلمته، وفي أوقات صعبة صار لي نورًا ومرشدًا. لقد وجدت الطريق من الجنة </w:t>
-      </w:r>
-      <w:r>
-        <w:rPr>
-          <w:rFonts w:hint="cs"/>
-          <w:rtl/>
-          <w:lang w:bidi="ar-EG"/>
-        </w:rPr>
-        <w:t xml:space="preserve">الضالّة: لقد كان عليّ أن أُبعد نظري عن كل تشويش وأن "أتقوى في النعمة، التي في المسيح يسوع" (2. تيموثاوس 1)، بأن أحفظ "يسوع المسيح في ذاكرتي"، الذي بحسب إنجيل بولس "أُقيم من الأموات" (2. تيموثاوس 2: 8)؛ وكان عليّ أن أمتحن كل شيء بحسب كلمة الله وكامل سلطانها. ومن جديد كان هو بذاته الذي واجه الضائقة التي حدثت بسبب أننا جميعنا نفشل كثيرًا </w:t>
-      </w:r>
-      <w:r>
-        <w:rPr>
-          <w:rFonts w:hint="cs"/>
-          <w:rtl/>
-          <w:lang w:bidi="ar-EG"/>
-        </w:rPr>
-        <w:t>في الحق.</w:t>
+        <w:bidi/>
+        <w:jc w:val="both"/>
+        <w:rPr>
+          <w:rFonts w:ascii="Sakkal Majalla" w:hAnsi="Sakkal Majalla" w:cs="Sakkal Majalla"/>
+          <w:sz w:val="28"/>
+          <w:szCs w:val="28"/>
+          <w:rtl/>
+        </w:rPr>
+      </w:pPr>
+      <w:r>
+        <w:rPr>
+          <w:rFonts w:ascii="Sakkal Majalla" w:hAnsi="Sakkal Majalla" w:cs="Sakkal Majalla" w:hint="cs"/>
+          <w:sz w:val="28"/>
+          <w:szCs w:val="28"/>
+          <w:rtl/>
+        </w:rPr>
+        <w:t xml:space="preserve">يا </w:t>
+      </w:r>
+      <w:proofErr w:type="spellStart"/>
+      <w:r>
+        <w:rPr>
+          <w:rFonts w:ascii="Sakkal Majalla" w:hAnsi="Sakkal Majalla" w:cs="Sakkal Majalla" w:hint="cs"/>
+          <w:sz w:val="28"/>
+          <w:szCs w:val="28"/>
+          <w:rtl/>
+        </w:rPr>
+        <w:t>مفديو</w:t>
+      </w:r>
+      <w:proofErr w:type="spellEnd"/>
+      <w:r>
+        <w:rPr>
+          <w:rFonts w:ascii="Sakkal Majalla" w:hAnsi="Sakkal Majalla" w:cs="Sakkal Majalla" w:hint="cs"/>
+          <w:sz w:val="28"/>
+          <w:szCs w:val="28"/>
+          <w:rtl/>
+        </w:rPr>
+        <w:t xml:space="preserve"> الرب الغاليين! كم نحن بحاجة في أيامنا بأن نحيا هذه الأمور الثلاثة، ليس بفهمنا وعقولنا، وإنما في نفوسنا! كثيرون منا هم في ضيق: أولئك بالنظر إلى أمور الحياة، وآخرون من نحو المرض والأحزان. يا ليت يؤول هذا بأن نقترب أكثر من الرب ونطلب ملجأً تحت ظل جناحيه إلى أن تعبر الضيقة! هناك سنبقى هادئين، في اليقين الثمين بأن مصائرنا هي بين يدي الذي يرتب كل شيء لِما هو الأفضل لنا وبأن الفداء، مجيء الرب قريب.</w:t>
       </w:r>
     </w:p>
     <w:p>
       <w:pPr>
-        <w:rPr>
-          <w:rtl/>
-          <w:lang w:bidi="ar-EG"/>
-        </w:rPr>
-      </w:pPr>
-      <w:r>
-        <w:rPr>
-          <w:rFonts w:hint="cs"/>
-          <w:rtl/>
-          <w:lang w:bidi="ar-EG"/>
-        </w:rPr>
-        <w:t>غير أنني تتبعت هذه الأمور التي أُظهرت لي بوضوح بتباطؤ. إنه الرب وحده وأنا بنفسي نعلم كم فسلت كثيرًا بأن أسلك فيما أدركته أنه طريق الحق. لكن في نعمته العظيمة حفظني في الطريق. وكم هو طويل الأناة. في كل مرة عاد وأحيا نفسي كان يردني من جديد لأفرح بهذه الأمور. هي تبقى وستبقى</w:t>
-      </w:r>
-      <w:r>
-        <w:rPr>
-          <w:rFonts w:hint="cs"/>
-          <w:rtl/>
-          <w:lang w:bidi="ar-EG"/>
-        </w:rPr>
-        <w:t xml:space="preserve"> طالما روح الحق يجول في الأرض.</w:t>
+        <w:bidi/>
+        <w:jc w:val="both"/>
+        <w:rPr>
+          <w:rFonts w:ascii="Sakkal Majalla" w:hAnsi="Sakkal Majalla" w:cs="Sakkal Majalla"/>
+          <w:sz w:val="28"/>
+          <w:szCs w:val="28"/>
+          <w:rtl/>
+        </w:rPr>
+      </w:pPr>
+      <w:r>
+        <w:rPr>
+          <w:rFonts w:ascii="Sakkal Majalla" w:hAnsi="Sakkal Majalla" w:cs="Sakkal Majalla" w:hint="cs"/>
+          <w:sz w:val="28"/>
+          <w:szCs w:val="28"/>
+          <w:rtl/>
+        </w:rPr>
+        <w:t xml:space="preserve">في مزمور 36: 6 </w:t>
+      </w:r>
+      <w:r>
+        <w:rPr>
+          <w:rFonts w:ascii="Sakkal Majalla" w:hAnsi="Sakkal Majalla" w:cs="Sakkal Majalla"/>
+          <w:sz w:val="28"/>
+          <w:szCs w:val="28"/>
+          <w:rtl/>
+        </w:rPr>
+        <w:t>–</w:t>
+      </w:r>
+      <w:r>
+        <w:rPr>
+          <w:rFonts w:ascii="Sakkal Majalla" w:hAnsi="Sakkal Majalla" w:cs="Sakkal Majalla" w:hint="cs"/>
+          <w:sz w:val="28"/>
+          <w:szCs w:val="28"/>
+          <w:rtl/>
+        </w:rPr>
+        <w:t xml:space="preserve"> 10 نجد بني البشر، يجدون حمايتهم تحت ظل جناحيه الغنية بالبركات. هنا لا يؤتى بالنفس بسبب أعدائها كما هو في مزمور 17، ولا بسبب المصائب، كما في مزمور 57، وإنما لأجل لطف رحمة الله وأمانته، الذي لطفه الأمين نحو شعبه لا يتغير أبدًا: "</w:t>
+      </w:r>
+      <w:r>
+        <w:rPr>
+          <w:rFonts w:ascii="Sakkal Majalla" w:hAnsi="Sakkal Majalla" w:cs="Sakkal Majalla"/>
+          <w:sz w:val="28"/>
+          <w:szCs w:val="28"/>
+          <w:rtl/>
+        </w:rPr>
+        <w:t>7مَا أَكْرَمَ رَحْمَتَكَ يَا اَللهُ! فَبَنُو الْبَشَرِ فِي ظِلِّ جَنَاحَيْكَ يَحْتَمُونَ.</w:t>
+      </w:r>
+      <w:r>
+        <w:rPr>
+          <w:rFonts w:ascii="Sakkal Majalla" w:hAnsi="Sakkal Majalla" w:cs="Sakkal Majalla" w:hint="cs"/>
+          <w:sz w:val="28"/>
+          <w:szCs w:val="28"/>
+          <w:rtl/>
+        </w:rPr>
+        <w:t xml:space="preserve">" أين يمكننا أن نجد مكانًا مثل هذا؟ وبالرغم من ذلك كثيرًا ما نبتعد في جهلنا عن هذا المكان، من حيث أن الله الذي يحبنا ينبغي أن يستخدم المصاعب، ليُعيدنا إلى هناك. هناك يمكننا أن نشرب بفيض الارتواء من دسم بيته وهناك نُستقى من نهر نِعَمه. وهناك أيضًا </w:t>
+      </w:r>
+      <w:r>
+        <w:rPr>
+          <w:rFonts w:ascii="Sakkal Majalla" w:hAnsi="Sakkal Majalla" w:cs="Sakkal Majalla" w:hint="cs"/>
+          <w:sz w:val="28"/>
+          <w:szCs w:val="28"/>
+          <w:rtl/>
+        </w:rPr>
+        <w:t>نكون</w:t>
+      </w:r>
+      <w:r>
+        <w:rPr>
+          <w:rFonts w:ascii="Sakkal Majalla" w:hAnsi="Sakkal Majalla" w:cs="Sakkal Majalla" w:hint="cs"/>
+          <w:sz w:val="28"/>
+          <w:szCs w:val="28"/>
+          <w:rtl/>
+        </w:rPr>
+        <w:t xml:space="preserve"> في نور حضرته: "</w:t>
+      </w:r>
+      <w:r>
+        <w:rPr>
+          <w:rFonts w:ascii="Sakkal Majalla" w:hAnsi="Sakkal Majalla" w:cs="Sakkal Majalla"/>
+          <w:sz w:val="28"/>
+          <w:szCs w:val="28"/>
+          <w:rtl/>
+        </w:rPr>
+        <w:t>بِنُورِكَ نَرَى نُورًا</w:t>
+      </w:r>
+      <w:r>
+        <w:rPr>
+          <w:rFonts w:ascii="Sakkal Majalla" w:hAnsi="Sakkal Majalla" w:cs="Sakkal Majalla" w:hint="cs"/>
+          <w:sz w:val="28"/>
+          <w:szCs w:val="28"/>
+          <w:rtl/>
+        </w:rPr>
+        <w:t>" في مثل ملجأ كهذا لا يعوزنا أي شيء.</w:t>
       </w:r>
     </w:p>
     <w:p>
       <w:pPr>
-        <w:rPr>
-          <w:rtl/>
-          <w:lang w:bidi="ar-EG"/>
-        </w:rPr>
-      </w:pPr>
-      <w:r>
-        <w:rPr>
-          <w:rFonts w:hint="cs"/>
-          <w:rtl/>
-          <w:lang w:bidi="ar-EG"/>
-        </w:rPr>
-        <w:t xml:space="preserve">إن الأمر واضح لي، بأن كل شيء متعلق بأن المسيح له مكانه شخصيًا. وعلينا أن نقبله، ونسلك فيه، ونتأصّل فيه ونُبنى عليه (كولوسي 2: 6، 7)، وفيه فقط يمكننا أن نتقدّم في الإيمان. من الممكن أن يكون لنا تعليم ونجاهد من أجل "مبادئ" وأن ننفصل بحق عن ما هو معوجّ </w:t>
-      </w:r>
-      <w:r>
-        <w:rPr>
-          <w:rtl/>
-          <w:lang w:bidi="ar-EG"/>
-        </w:rPr>
-        <w:t>–</w:t>
-      </w:r>
-      <w:r>
-        <w:rPr>
-          <w:rFonts w:hint="cs"/>
-          <w:rtl/>
-          <w:lang w:bidi="ar-EG"/>
-        </w:rPr>
-        <w:t xml:space="preserve"> لكن إن كان الأمر كذلك، فسنجفّ في باطننا وسنخاطر بسلام إخوتنا. إن ثبتنا معًا فيه</w:t>
-      </w:r>
-      <w:r>
-        <w:rPr>
-          <w:rFonts w:hint="cs"/>
-          <w:rtl/>
-          <w:lang w:bidi="ar-EG"/>
-        </w:rPr>
-        <w:t xml:space="preserve"> "سنفيض بالشكر" (كولوسي 2: 7).</w:t>
+        <w:bidi/>
+        <w:jc w:val="both"/>
+        <w:rPr>
+          <w:rFonts w:ascii="Sakkal Majalla" w:hAnsi="Sakkal Majalla" w:cs="Sakkal Majalla"/>
+          <w:sz w:val="28"/>
+          <w:szCs w:val="28"/>
+          <w:rtl/>
+        </w:rPr>
+      </w:pPr>
+      <w:r>
+        <w:rPr>
+          <w:rFonts w:ascii="Sakkal Majalla" w:hAnsi="Sakkal Majalla" w:cs="Sakkal Majalla" w:hint="cs"/>
+          <w:sz w:val="28"/>
+          <w:szCs w:val="28"/>
+          <w:rtl/>
+        </w:rPr>
+        <w:lastRenderedPageBreak/>
+        <w:t>لذلك يقول داود في مزمور 63: 7: "</w:t>
+      </w:r>
+      <w:r>
+        <w:rPr>
+          <w:rFonts w:ascii="Sakkal Majalla" w:hAnsi="Sakkal Majalla" w:cs="Sakkal Majalla"/>
+          <w:sz w:val="28"/>
+          <w:szCs w:val="28"/>
+          <w:rtl/>
+        </w:rPr>
+        <w:t xml:space="preserve"> وَبِظِلِّ جَنَاحَيْكَ أَبْتَهِجُ</w:t>
+      </w:r>
+      <w:r>
+        <w:rPr>
+          <w:rFonts w:ascii="Sakkal Majalla" w:hAnsi="Sakkal Majalla" w:cs="Sakkal Majalla" w:hint="cs"/>
+          <w:sz w:val="28"/>
+          <w:szCs w:val="28"/>
+          <w:rtl/>
+        </w:rPr>
+        <w:t xml:space="preserve">!" في ملء نور هذا المكان المقدس، تشبع القلوب بنِعَم </w:t>
+      </w:r>
+      <w:proofErr w:type="spellStart"/>
+      <w:r>
+        <w:rPr>
+          <w:rFonts w:ascii="Sakkal Majalla" w:hAnsi="Sakkal Majalla" w:cs="Sakkal Majalla" w:hint="cs"/>
+          <w:sz w:val="28"/>
+          <w:szCs w:val="28"/>
+          <w:rtl/>
+        </w:rPr>
+        <w:t>المقادس</w:t>
+      </w:r>
+      <w:proofErr w:type="spellEnd"/>
+      <w:r>
+        <w:rPr>
+          <w:rFonts w:ascii="Sakkal Majalla" w:hAnsi="Sakkal Majalla" w:cs="Sakkal Majalla" w:hint="cs"/>
+          <w:sz w:val="28"/>
+          <w:szCs w:val="28"/>
+          <w:rtl/>
+        </w:rPr>
+        <w:t>، تمتلئ من المسيح، ويتصاعد الشكر والتهليل نحو مَن وجده الإيمان ومَن اكتنز فيه كل ما مشتهاه.</w:t>
       </w:r>
     </w:p>
     <w:p>
       <w:pPr>
-        <w:rPr>
-          <w:lang w:bidi="ar-EG"/>
-        </w:rPr>
-      </w:pPr>
-      <w:r>
-        <w:rPr>
-          <w:rFonts w:hint="cs"/>
-          <w:rtl/>
-          <w:lang w:bidi="ar-EG"/>
-        </w:rPr>
-        <w:t>لقد اختبرت في حياتي الكثير من المِحَن. إنها شخصية جدًا، مقدسة جدًا لأدوّنها، لكني أدركت أمرًا واحدًا: إن كان الرب قد تجاوب معي في هذه المِحَن فأنا نمَوْت روحيًا واكتسبت عنصرًا روحيًا، بغض النظر عن كل ما خسرته. لقد تعلّمت بجُهد وتعب بأنه</w:t>
-      </w:r>
-      <w:r>
-        <w:rPr>
-          <w:rFonts w:hint="cs"/>
-          <w:rtl/>
-          <w:lang w:bidi="ar-EG"/>
-        </w:rPr>
-        <w:t xml:space="preserve"> يجب أن يكون كل شيء وفي كل شيء لبركتي ولكرامتي. هو الألف والياء، الأوّل والآخِر، البداية والنهاية. إنه هو هكذا لله، ويجب أن يكون كذلك لكل مخلوق لكي يتبارك إلى الأبد. هذا هو الدرس الذي يعلّمنا إياه روح الله اليوم. طوبى لكل مَن يتعلّمه.</w:t>
+        <w:bidi/>
+        <w:jc w:val="both"/>
+        <w:rPr>
+          <w:rFonts w:ascii="Sakkal Majalla" w:hAnsi="Sakkal Majalla" w:cs="Sakkal Majalla"/>
+          <w:sz w:val="28"/>
+          <w:szCs w:val="28"/>
+          <w:rtl/>
+        </w:rPr>
+      </w:pPr>
+      <w:r>
+        <w:rPr>
+          <w:rFonts w:ascii="Sakkal Majalla" w:hAnsi="Sakkal Majalla" w:cs="Sakkal Majalla" w:hint="cs"/>
+          <w:sz w:val="28"/>
+          <w:szCs w:val="28"/>
+          <w:rtl/>
+        </w:rPr>
+        <w:t xml:space="preserve">لِمَ يقل الترنيم في عائلات المؤمنين اليوم؟ إحدى الأسباب الرئيسية، هو أنهم لم يتعلموا لا في أيام حسنة ولا في أيام شريرة بأن يمكثوا تحت جناحي القدير. وفي الترنم بترانيم الحمد للرب يوجد بركة عظيمة! ويا لها أيضًا من شهادة من نحو مَن هم من خارج! بأن يُتَرَنَّم في البرية ليس هو بالأمر </w:t>
+      </w:r>
+      <w:r>
+        <w:rPr>
+          <w:rFonts w:ascii="Sakkal Majalla" w:hAnsi="Sakkal Majalla" w:cs="Sakkal Majalla" w:hint="cs"/>
+          <w:sz w:val="28"/>
+          <w:szCs w:val="28"/>
+          <w:rtl/>
+        </w:rPr>
+        <w:t>ال</w:t>
+      </w:r>
+      <w:r>
+        <w:rPr>
+          <w:rFonts w:ascii="Sakkal Majalla" w:hAnsi="Sakkal Majalla" w:cs="Sakkal Majalla" w:hint="cs"/>
+          <w:sz w:val="28"/>
+          <w:szCs w:val="28"/>
+          <w:rtl/>
+        </w:rPr>
+        <w:t>عادي؛ لكن ترنّم داود حينما كان في برية يهوذا، لأنه كان هناك في ظل مَن بحث عنه من فجر النهار. ويا ليته يكون نصيبنا نحن</w:t>
+      </w:r>
+      <w:r>
+        <w:rPr>
+          <w:rFonts w:ascii="Sakkal Majalla" w:hAnsi="Sakkal Majalla" w:cs="Sakkal Majalla" w:hint="cs"/>
+          <w:sz w:val="28"/>
+          <w:szCs w:val="28"/>
+          <w:rtl/>
+        </w:rPr>
+        <w:t xml:space="preserve"> </w:t>
+      </w:r>
+      <w:r>
+        <w:rPr>
+          <w:rFonts w:ascii="Sakkal Majalla" w:hAnsi="Sakkal Majalla" w:cs="Sakkal Majalla" w:hint="cs"/>
+          <w:sz w:val="28"/>
+          <w:szCs w:val="28"/>
+          <w:rtl/>
+        </w:rPr>
+        <w:t>أيضًا</w:t>
+      </w:r>
+      <w:r>
+        <w:rPr>
+          <w:rFonts w:ascii="Sakkal Majalla" w:hAnsi="Sakkal Majalla" w:cs="Sakkal Majalla" w:hint="cs"/>
+          <w:sz w:val="28"/>
+          <w:szCs w:val="28"/>
+          <w:rtl/>
+        </w:rPr>
+        <w:t xml:space="preserve">. </w:t>
+      </w:r>
+    </w:p>
+    <w:p>
+      <w:pPr>
+        <w:bidi/>
+        <w:jc w:val="center"/>
+        <w:rPr>
+          <w:rFonts w:ascii="Sakkal Majalla" w:hAnsi="Sakkal Majalla" w:cs="Sakkal Majalla"/>
+          <w:sz w:val="28"/>
+          <w:szCs w:val="28"/>
+          <w:rtl/>
+        </w:rPr>
+      </w:pPr>
+      <w:r>
+        <w:rPr>
+          <w:rFonts w:ascii="Sakkal Majalla" w:hAnsi="Sakkal Majalla" w:cs="Sakkal Majalla" w:hint="cs"/>
+          <w:sz w:val="28"/>
+          <w:szCs w:val="28"/>
+          <w:rtl/>
+        </w:rPr>
+        <w:t>-</w:t>
+      </w:r>
+      <w:r>
+        <w:rPr>
+          <w:rFonts w:ascii="Sakkal Majalla" w:hAnsi="Sakkal Majalla" w:cs="Sakkal Majalla" w:hint="cs"/>
+          <w:sz w:val="28"/>
+          <w:szCs w:val="28"/>
+          <w:rtl/>
+        </w:rPr>
+        <w:t xml:space="preserve"> </w:t>
+      </w:r>
+      <w:r>
+        <w:rPr>
+          <w:rFonts w:ascii="Sakkal Majalla" w:hAnsi="Sakkal Majalla" w:cs="Sakkal Majalla" w:hint="cs"/>
+          <w:sz w:val="28"/>
+          <w:szCs w:val="28"/>
+          <w:rtl/>
+        </w:rPr>
+        <w:t>تم -</w:t>
       </w:r>
     </w:p>
     <w:sectPr>
       <w:pgSz w:w="11906" w:h="16838"/>
       <w:pgMar w:top="1440" w:right="1440" w:bottom="1440" w:left="1440" w:header="708" w:footer="708" w:gutter="0"/>
       <w:cols w:space="708"/>
-      <w:bidi/>
-      <w:rtlGutter/>
       <w:docGrid w:linePitch="360"/>
     </w:sectPr>
   </w:body>
 </w:document>
 </file>
 
-<file path=word/endnotes.xml><?xml version="1.0" encoding="utf-8"?>
-<w:endnotes xmlns:wpc="http://schemas.microsoft.com/office/word/2010/wordprocessingCanvas" xmlns:cx="http://schemas.microsoft.com/office/drawing/2014/chartex" xmlns:cx1="http://schemas.microsoft.com/office/drawing/2015/9/8/chartex" xmlns:cx2="http://schemas.microsoft.com/office/drawing/2015/10/21/chartex" xmlns:cx3="http://schemas.microsoft.com/office/drawing/2016/5/9/chartex" xmlns:cx4="http://schemas.microsoft.com/office/drawing/2016/5/10/chartex" xmlns:cx5="http://schemas.microsoft.com/office/drawing/2016/5/11/chartex" xmlns:cx6="http://schemas.microsoft.com/office/drawing/2016/5/12/chartex" xmlns:cx7="http://schemas.microsoft.com/office/drawing/2016/5/13/chartex" xmlns:cx8="http://schemas.microsoft.com/office/drawing/2016/5/14/chartex" xmlns:mc="http://schemas.openxmlformats.org/markup-compatibility/2006" xmlns:aink="http://schemas.microsoft.com/office/drawing/2016/ink" xmlns:am3d="http://schemas.microsoft.com/office/drawing/2017/model3d" xmlns:o="urn:schemas-microsoft-com:office:office" xmlns:oel="http://schemas.microsoft.com/office/2019/extlst" xmlns:r="http://schemas.openxmlformats.org/officeDocument/2006/relationships" xmlns:m="http://schemas.openxmlformats.org/officeDocument/2006/math" xmlns:v="urn:schemas-microsoft-com:vml" xmlns:wp14="http://schemas.microsoft.com/office/word/2010/wordprocessingDrawing" xmlns:wp="http://schemas.openxmlformats.org/drawingml/2006/wordprocessingDrawing" xmlns:w10="urn:schemas-microsoft-com:office:word" xmlns:w="http://schemas.openxmlformats.org/wordprocessingml/2006/main" xmlns:w14="http://schemas.microsoft.com/office/word/2010/wordml" xmlns:w15="http://schemas.microsoft.com/office/word/2012/wordml" xmlns:w16cex="http://schemas.microsoft.com/office/word/2018/wordml/cex" xmlns:w16cid="http://schemas.microsoft.com/office/word/2016/wordml/cid" xmlns:w16="http://schemas.microsoft.com/office/word/2018/wordml" xmlns:w16sdtdh="http://schemas.microsoft.com/office/word/2020/wordml/sdtdatahash" xmlns:w16se="http://schemas.microsoft.com/office/word/2015/wordml/symex" xmlns:wpg="http://schemas.microsoft.com/office/word/2010/wordprocessingGroup" xmlns:wpi="http://schemas.microsoft.com/office/word/2010/wordprocessingInk" xmlns:wne="http://schemas.microsoft.com/office/word/2006/wordml" xmlns:wps="http://schemas.microsoft.com/office/word/2010/wordprocessingShape" mc:Ignorable="w14 w15 w16se w16cid w16 w16cex w16sdtdh wp14">
-  <w:endnote w:type="separator" w:id="-1">
-    <w:p>
-      <w:pPr>
-        <w:spacing w:after="0" w:line="240" w:lineRule="auto"/>
-      </w:pPr>
-      <w:r>
-        <w:separator/>
-      </w:r>
-    </w:p>
-  </w:endnote>
-  <w:endnote w:type="continuationSeparator" w:id="0">
-    <w:p>
-      <w:pPr>
-        <w:spacing w:after="0" w:line="240" w:lineRule="auto"/>
-      </w:pPr>
-      <w:r>
-        <w:continuationSeparator/>
-      </w:r>
-    </w:p>
-  </w:endnote>
-</w:endnotes>
-</file>
-
-<file path=word/footnotes.xml><?xml version="1.0" encoding="utf-8"?>
-<w:footnotes xmlns:wpc="http://schemas.microsoft.com/office/word/2010/wordprocessingCanvas" xmlns:cx="http://schemas.microsoft.com/office/drawing/2014/chartex" xmlns:cx1="http://schemas.microsoft.com/office/drawing/2015/9/8/chartex" xmlns:cx2="http://schemas.microsoft.com/office/drawing/2015/10/21/chartex" xmlns:cx3="http://schemas.microsoft.com/office/drawing/2016/5/9/chartex" xmlns:cx4="http://schemas.microsoft.com/office/drawing/2016/5/10/chartex" xmlns:cx5="http://schemas.microsoft.com/office/drawing/2016/5/11/chartex" xmlns:cx6="http://schemas.microsoft.com/office/drawing/2016/5/12/chartex" xmlns:cx7="http://schemas.microsoft.com/office/drawing/2016/5/13/chartex" xmlns:cx8="http://schemas.microsoft.com/office/drawing/2016/5/14/chartex" xmlns:mc="http://schemas.openxmlformats.org/markup-compatibility/2006" xmlns:aink="http://schemas.microsoft.com/office/drawing/2016/ink" xmlns:am3d="http://schemas.microsoft.com/office/drawing/2017/model3d" xmlns:o="urn:schemas-microsoft-com:office:office" xmlns:oel="http://schemas.microsoft.com/office/2019/extlst" xmlns:r="http://schemas.openxmlformats.org/officeDocument/2006/relationships" xmlns:m="http://schemas.openxmlformats.org/officeDocument/2006/math" xmlns:v="urn:schemas-microsoft-com:vml" xmlns:wp14="http://schemas.microsoft.com/office/word/2010/wordprocessingDrawing" xmlns:wp="http://schemas.openxmlformats.org/drawingml/2006/wordprocessingDrawing" xmlns:w10="urn:schemas-microsoft-com:office:word" xmlns:w="http://schemas.openxmlformats.org/wordprocessingml/2006/main" xmlns:w14="http://schemas.microsoft.com/office/word/2010/wordml" xmlns:w15="http://schemas.microsoft.com/office/word/2012/wordml" xmlns:w16cex="http://schemas.microsoft.com/office/word/2018/wordml/cex" xmlns:w16cid="http://schemas.microsoft.com/office/word/2016/wordml/cid" xmlns:w16="http://schemas.microsoft.com/office/word/2018/wordml" xmlns:w16sdtdh="http://schemas.microsoft.com/office/word/2020/wordml/sdtdatahash" xmlns:w16se="http://schemas.microsoft.com/office/word/2015/wordml/symex" xmlns:wpg="http://schemas.microsoft.com/office/word/2010/wordprocessingGroup" xmlns:wpi="http://schemas.microsoft.com/office/word/2010/wordprocessingInk" xmlns:wne="http://schemas.microsoft.com/office/word/2006/wordml" xmlns:wps="http://schemas.microsoft.com/office/word/2010/wordprocessingShape" mc:Ignorable="w14 w15 w16se w16cid w16 w16cex w16sdtdh wp14">
-  <w:footnote w:type="separator" w:id="-1">
-    <w:p>
-      <w:pPr>
-        <w:spacing w:after="0" w:line="240" w:lineRule="auto"/>
-      </w:pPr>
-      <w:r>
-        <w:separator/>
-      </w:r>
-    </w:p>
-  </w:footnote>
-  <w:footnote w:type="continuationSeparator" w:id="0">
-    <w:p>
-      <w:pPr>
-        <w:spacing w:after="0" w:line="240" w:lineRule="auto"/>
-      </w:pPr>
-      <w:r>
-        <w:continuationSeparator/>
-      </w:r>
-    </w:p>
-  </w:footnote>
-  <w:footnote w:id="1">
-    <w:p>
-      <w:pPr>
-        <w:pStyle w:val="FootnoteText"/>
-        <w:rPr>
-          <w:b/>
-          <w:bCs/>
-          <w:sz w:val="26"/>
-          <w:szCs w:val="26"/>
-        </w:rPr>
-      </w:pPr>
-      <w:r>
-        <w:rPr>
-          <w:rStyle w:val="FootnoteReference"/>
-        </w:rPr>
-        <w:footnoteRef/>
-      </w:r>
-      <w:r>
-        <w:rPr>
-          <w:rFonts w:cs="Times New Roman"/>
-          <w:rtl/>
-        </w:rPr>
-        <w:t xml:space="preserve"> </w:t>
-      </w:r>
-    </w:p>
-  </w:footnote>
-</w:footnotes>
+<file path=word/numbering.xml><?xml version="1.0" encoding="utf-8"?>
+<w:numbering xmlns:wpc="http://schemas.microsoft.com/office/word/2010/wordprocessingCanvas" xmlns:cx="http://schemas.microsoft.com/office/drawing/2014/chartex" xmlns:cx1="http://schemas.microsoft.com/office/drawing/2015/9/8/chartex" xmlns:cx2="http://schemas.microsoft.com/office/drawing/2015/10/21/chartex" xmlns:cx3="http://schemas.microsoft.com/office/drawing/2016/5/9/chartex" xmlns:cx4="http://schemas.microsoft.com/office/drawing/2016/5/10/chartex" xmlns:cx5="http://schemas.microsoft.com/office/drawing/2016/5/11/chartex" xmlns:cx6="http://schemas.microsoft.com/office/drawing/2016/5/12/chartex" xmlns:cx7="http://schemas.microsoft.com/office/drawing/2016/5/13/chartex" xmlns:cx8="http://schemas.microsoft.com/office/drawing/2016/5/14/chartex" xmlns:mc="http://schemas.openxmlformats.org/markup-compatibility/2006" xmlns:aink="http://schemas.microsoft.com/office/drawing/2016/ink" xmlns:am3d="http://schemas.microsoft.com/office/drawing/2017/model3d" xmlns:o="urn:schemas-microsoft-com:office:office" xmlns:r="http://schemas.openxmlformats.org/officeDocument/2006/relationships" xmlns:m="http://schemas.openxmlformats.org/officeDocument/2006/math" xmlns:v="urn:schemas-microsoft-com:vml" xmlns:wp14="http://schemas.microsoft.com/office/word/2010/wordprocessingDrawing" xmlns:wp="http://schemas.openxmlformats.org/drawingml/2006/wordprocessingDrawing" xmlns:w10="urn:schemas-microsoft-com:office:word" xmlns:w="http://schemas.openxmlformats.org/wordprocessingml/2006/main" xmlns:w14="http://schemas.microsoft.com/office/word/2010/wordml" xmlns:w15="http://schemas.microsoft.com/office/word/2012/wordml" xmlns:w16cid="http://schemas.microsoft.com/office/word/2016/wordml/cid" xmlns:w16se="http://schemas.microsoft.com/office/word/2015/wordml/symex" xmlns:wpg="http://schemas.microsoft.com/office/word/2010/wordprocessingGroup" xmlns:wpi="http://schemas.microsoft.com/office/word/2010/wordprocessingInk" xmlns:wne="http://schemas.microsoft.com/office/word/2006/wordml" xmlns:wps="http://schemas.microsoft.com/office/word/2010/wordprocessingShape" mc:Ignorable="w14 w15 w16se w16cid wp14">
+  <w:abstractNum w:abstractNumId="0" w15:restartNumberingAfterBreak="0">
+    <w:nsid w:val="1794382F"/>
+    <w:multiLevelType w:val="hybridMultilevel"/>
+    <w:tmpl w:val="65D6496A"/>
+    <w:lvl w:ilvl="0" w:tplc="8D14CDA8">
+      <w:start w:val="1"/>
+      <w:numFmt w:val="bullet"/>
+      <w:lvlText w:val="-"/>
+      <w:lvlJc w:val="left"/>
+      <w:pPr>
+        <w:ind w:left="720" w:hanging="360"/>
+      </w:pPr>
+      <w:rPr>
+        <w:rFonts w:ascii="Sakkal Majalla" w:eastAsiaTheme="minorHAnsi" w:hAnsi="Sakkal Majalla" w:cs="Sakkal Majalla" w:hint="default"/>
+      </w:rPr>
+    </w:lvl>
+    <w:lvl w:ilvl="1" w:tplc="20000003" w:tentative="1">
+      <w:start w:val="1"/>
+      <w:numFmt w:val="bullet"/>
+      <w:lvlText w:val="o"/>
+      <w:lvlJc w:val="left"/>
+      <w:pPr>
+        <w:ind w:left="1440" w:hanging="360"/>
+      </w:pPr>
+      <w:rPr>
+        <w:rFonts w:ascii="Courier New" w:hAnsi="Courier New" w:cs="Courier New" w:hint="default"/>
+      </w:rPr>
+    </w:lvl>
+    <w:lvl w:ilvl="2" w:tplc="20000005" w:tentative="1">
+      <w:start w:val="1"/>
+      <w:numFmt w:val="bullet"/>
+      <w:lvlText w:val=""/>
+      <w:lvlJc w:val="left"/>
+      <w:pPr>
+        <w:ind w:left="2160" w:hanging="360"/>
+      </w:pPr>
+      <w:rPr>
+        <w:rFonts w:ascii="Wingdings" w:hAnsi="Wingdings" w:hint="default"/>
+      </w:rPr>
+    </w:lvl>
+    <w:lvl w:ilvl="3" w:tplc="20000001" w:tentative="1">
+      <w:start w:val="1"/>
+      <w:numFmt w:val="bullet"/>
+      <w:lvlText w:val=""/>
+      <w:lvlJc w:val="left"/>
+      <w:pPr>
+        <w:ind w:left="2880" w:hanging="360"/>
+      </w:pPr>
+      <w:rPr>
+        <w:rFonts w:ascii="Symbol" w:hAnsi="Symbol" w:hint="default"/>
+      </w:rPr>
+    </w:lvl>
+    <w:lvl w:ilvl="4" w:tplc="20000003" w:tentative="1">
+      <w:start w:val="1"/>
+      <w:numFmt w:val="bullet"/>
+      <w:lvlText w:val="o"/>
+      <w:lvlJc w:val="left"/>
+      <w:pPr>
+        <w:ind w:left="3600" w:hanging="360"/>
+      </w:pPr>
+      <w:rPr>
+        <w:rFonts w:ascii="Courier New" w:hAnsi="Courier New" w:cs="Courier New" w:hint="default"/>
+      </w:rPr>
+    </w:lvl>
+    <w:lvl w:ilvl="5" w:tplc="20000005" w:tentative="1">
+      <w:start w:val="1"/>
+      <w:numFmt w:val="bullet"/>
+      <w:lvlText w:val=""/>
+      <w:lvlJc w:val="left"/>
+      <w:pPr>
+        <w:ind w:left="4320" w:hanging="360"/>
+      </w:pPr>
+      <w:rPr>
+        <w:rFonts w:ascii="Wingdings" w:hAnsi="Wingdings" w:hint="default"/>
+      </w:rPr>
+    </w:lvl>
+    <w:lvl w:ilvl="6" w:tplc="20000001" w:tentative="1">
+      <w:start w:val="1"/>
+      <w:numFmt w:val="bullet"/>
+      <w:lvlText w:val=""/>
+      <w:lvlJc w:val="left"/>
+      <w:pPr>
+        <w:ind w:left="5040" w:hanging="360"/>
+      </w:pPr>
+      <w:rPr>
+        <w:rFonts w:ascii="Symbol" w:hAnsi="Symbol" w:hint="default"/>
+      </w:rPr>
+    </w:lvl>
+    <w:lvl w:ilvl="7" w:tplc="20000003" w:tentative="1">
+      <w:start w:val="1"/>
+      <w:numFmt w:val="bullet"/>
+      <w:lvlText w:val="o"/>
+      <w:lvlJc w:val="left"/>
+      <w:pPr>
+        <w:ind w:left="5760" w:hanging="360"/>
+      </w:pPr>
+      <w:rPr>
+        <w:rFonts w:ascii="Courier New" w:hAnsi="Courier New" w:cs="Courier New" w:hint="default"/>
+      </w:rPr>
+    </w:lvl>
+    <w:lvl w:ilvl="8" w:tplc="20000005" w:tentative="1">
+      <w:start w:val="1"/>
+      <w:numFmt w:val="bullet"/>
+      <w:lvlText w:val=""/>
+      <w:lvlJc w:val="left"/>
+      <w:pPr>
+        <w:ind w:left="6480" w:hanging="360"/>
+      </w:pPr>
+      <w:rPr>
+        <w:rFonts w:ascii="Wingdings" w:hAnsi="Wingdings" w:hint="default"/>
+      </w:rPr>
+    </w:lvl>
+  </w:abstractNum>
+  <w:abstractNum w:abstractNumId="1" w15:restartNumberingAfterBreak="0">
+    <w:nsid w:val="39FE7909"/>
+    <w:multiLevelType w:val="hybridMultilevel"/>
+    <w:tmpl w:val="A7A86532"/>
+    <w:lvl w:ilvl="0" w:tplc="2000000F">
+      <w:start w:val="1"/>
+      <w:numFmt w:val="decimal"/>
+      <w:lvlText w:val="%1."/>
+      <w:lvlJc w:val="left"/>
+      <w:pPr>
+        <w:ind w:left="720" w:hanging="360"/>
+      </w:pPr>
+      <w:rPr>
+        <w:rFonts w:hint="default"/>
+      </w:rPr>
+    </w:lvl>
+    <w:lvl w:ilvl="1" w:tplc="20000019" w:tentative="1">
+      <w:start w:val="1"/>
+      <w:numFmt w:val="lowerLetter"/>
+      <w:lvlText w:val="%2."/>
+      <w:lvlJc w:val="left"/>
+      <w:pPr>
+        <w:ind w:left="1440" w:hanging="360"/>
+      </w:pPr>
+    </w:lvl>
+    <w:lvl w:ilvl="2" w:tplc="2000001B" w:tentative="1">
+      <w:start w:val="1"/>
+      <w:numFmt w:val="lowerRoman"/>
+      <w:lvlText w:val="%3."/>
+      <w:lvlJc w:val="right"/>
+      <w:pPr>
+        <w:ind w:left="2160" w:hanging="180"/>
+      </w:pPr>
+    </w:lvl>
+    <w:lvl w:ilvl="3" w:tplc="2000000F" w:tentative="1">
+      <w:start w:val="1"/>
+      <w:numFmt w:val="decimal"/>
+      <w:lvlText w:val="%4."/>
+      <w:lvlJc w:val="left"/>
+      <w:pPr>
+        <w:ind w:left="2880" w:hanging="360"/>
+      </w:pPr>
+    </w:lvl>
+    <w:lvl w:ilvl="4" w:tplc="20000019" w:tentative="1">
+      <w:start w:val="1"/>
+      <w:numFmt w:val="lowerLetter"/>
+      <w:lvlText w:val="%5."/>
+      <w:lvlJc w:val="left"/>
+      <w:pPr>
+        <w:ind w:left="3600" w:hanging="360"/>
+      </w:pPr>
+    </w:lvl>
+    <w:lvl w:ilvl="5" w:tplc="2000001B" w:tentative="1">
+      <w:start w:val="1"/>
+      <w:numFmt w:val="lowerRoman"/>
+      <w:lvlText w:val="%6."/>
+      <w:lvlJc w:val="right"/>
+      <w:pPr>
+        <w:ind w:left="4320" w:hanging="180"/>
+      </w:pPr>
+    </w:lvl>
+    <w:lvl w:ilvl="6" w:tplc="2000000F" w:tentative="1">
+      <w:start w:val="1"/>
+      <w:numFmt w:val="decimal"/>
+      <w:lvlText w:val="%7."/>
+      <w:lvlJc w:val="left"/>
+      <w:pPr>
+        <w:ind w:left="5040" w:hanging="360"/>
+      </w:pPr>
+    </w:lvl>
+    <w:lvl w:ilvl="7" w:tplc="20000019" w:tentative="1">
+      <w:start w:val="1"/>
+      <w:numFmt w:val="lowerLetter"/>
+      <w:lvlText w:val="%8."/>
+      <w:lvlJc w:val="left"/>
+      <w:pPr>
+        <w:ind w:left="5760" w:hanging="360"/>
+      </w:pPr>
+    </w:lvl>
+    <w:lvl w:ilvl="8" w:tplc="2000001B" w:tentative="1">
+      <w:start w:val="1"/>
+      <w:numFmt w:val="lowerRoman"/>
+      <w:lvlText w:val="%9."/>
+      <w:lvlJc w:val="right"/>
+      <w:pPr>
+        <w:ind w:left="6480" w:hanging="180"/>
+      </w:pPr>
+    </w:lvl>
+  </w:abstractNum>
+  <w:num w:numId="1">
+    <w:abstractNumId w:val="1"/>
+  </w:num>
+  <w:num w:numId="2">
+    <w:abstractNumId w:val="0"/>
+  </w:num>
+</w:numbering>
 </file>
 
 <file path=word/styles.xml><?xml version="1.0" encoding="utf-8"?>
-<w:styles xmlns:mc="http://schemas.openxmlformats.org/markup-compatibility/2006" xmlns:r="http://schemas.openxmlformats.org/officeDocument/2006/relationships" xmlns:w="http://schemas.openxmlformats.org/wordprocessingml/2006/main" xmlns:w14="http://schemas.microsoft.com/office/word/2010/wordml" xmlns:w15="http://schemas.microsoft.com/office/word/2012/wordml" xmlns:w16cex="http://schemas.microsoft.com/office/word/2018/wordml/cex" xmlns:w16cid="http://schemas.microsoft.com/office/word/2016/wordml/cid" xmlns:w16="http://schemas.microsoft.com/office/word/2018/wordml" xmlns:w16sdtdh="http://schemas.microsoft.com/office/word/2020/wordml/sdtdatahash" xmlns:w16se="http://schemas.microsoft.com/office/word/2015/wordml/symex" mc:Ignorable="w14 w15 w16se w16cid w16 w16cex w16sdtdh">
+<w:styles xmlns:mc="http://schemas.openxmlformats.org/markup-compatibility/2006" xmlns:r="http://schemas.openxmlformats.org/officeDocument/2006/relationships" xmlns:w="http://schemas.openxmlformats.org/wordprocessingml/2006/main" xmlns:w14="http://schemas.microsoft.com/office/word/2010/wordml" xmlns:w15="http://schemas.microsoft.com/office/word/2012/wordml" xmlns:w16cid="http://schemas.microsoft.com/office/word/2016/wordml/cid" xmlns:w16se="http://schemas.microsoft.com/office/word/2015/wordml/symex" mc:Ignorable="w14 w15 w16se w16cid">
   <w:docDefaults>
     <w:rPrDefault>
       <w:rPr>
-        <w:rFonts w:ascii="Sakkal Majalla" w:eastAsiaTheme="minorHAnsi" w:hAnsi="Sakkal Majalla" w:cs="Sakkal Majalla"/>
-        <w:sz w:val="28"/>
-        <w:szCs w:val="28"/>
-        <w:lang w:val="en-US" w:eastAsia="en-US" w:bidi="he-IL"/>
+        <w:rFonts w:asciiTheme="minorHAnsi" w:eastAsiaTheme="minorHAnsi" w:hAnsiTheme="minorHAnsi" w:cstheme="minorBidi"/>
+        <w:sz w:val="22"/>
+        <w:szCs w:val="22"/>
+        <w:lang w:val="en-IL" w:eastAsia="en-US" w:bidi="ar-SA"/>
       </w:rPr>
     </w:rPrDefault>
     <w:pPrDefault>
       <w:pPr>
-        <w:bidi/>
         <w:spacing w:after="160" w:line="259" w:lineRule="auto"/>
-        <w:jc w:val="both"/>
       </w:pPr>
     </w:pPrDefault>
   </w:docDefaults>
@@ -1083,6 +1374,9 @@
   <w:style w:type="paragraph" w:default="1" w:styleId="Normal">
     <w:name w:val="Normal"/>
     <w:qFormat/>
+    <w:rPr>
+      <w:lang w:bidi="ar-EG"/>
+    </w:rPr>
   </w:style>
   <w:style w:type="character" w:default="1" w:styleId="DefaultParagraphFont">
     <w:name w:val="Default Paragraph Font"/>
@@ -1111,51 +1405,12 @@
     <w:semiHidden/>
     <w:unhideWhenUsed/>
   </w:style>
-  <w:style w:type="paragraph" w:styleId="FootnoteText">
-    <w:name w:val="footnote text"/>
-    <w:basedOn w:val="Normal"/>
-    <w:link w:val="FootnoteTextChar"/>
-    <w:uiPriority w:val="99"/>
-    <w:semiHidden/>
-    <w:unhideWhenUsed/>
-    <w:rsid w:val="00CE0F82"/>
-    <w:pPr>
-      <w:spacing w:after="0" w:line="240" w:lineRule="auto"/>
-    </w:pPr>
-    <w:rPr>
-      <w:sz w:val="20"/>
-      <w:szCs w:val="20"/>
-    </w:rPr>
-  </w:style>
-  <w:style w:type="character" w:customStyle="1" w:styleId="FootnoteTextChar">
-    <w:name w:val="Footnote Text Char"/>
-    <w:basedOn w:val="DefaultParagraphFont"/>
-    <w:link w:val="FootnoteText"/>
-    <w:uiPriority w:val="99"/>
-    <w:semiHidden/>
-    <w:rsid w:val="00CE0F82"/>
-    <w:rPr>
-      <w:sz w:val="20"/>
-      <w:szCs w:val="20"/>
-    </w:rPr>
-  </w:style>
-  <w:style w:type="character" w:styleId="FootnoteReference">
-    <w:name w:val="footnote reference"/>
-    <w:basedOn w:val="DefaultParagraphFont"/>
-    <w:uiPriority w:val="99"/>
-    <w:semiHidden/>
-    <w:unhideWhenUsed/>
-    <w:rsid w:val="00CE0F82"/>
-    <w:rPr>
-      <w:vertAlign w:val="superscript"/>
-    </w:rPr>
-  </w:style>
   <w:style w:type="character" w:styleId="Hyperlink">
     <w:name w:val="Hyperlink"/>
     <w:basedOn w:val="DefaultParagraphFont"/>
     <w:uiPriority w:val="99"/>
     <w:unhideWhenUsed/>
-    <w:rsid w:val="00FD01F2"/>
+    <w:rsid w:val="00DF2C5C"/>
     <w:rPr>
       <w:color w:val="0563C1" w:themeColor="hyperlink"/>
       <w:u w:val="single"/>
@@ -1167,29 +1422,28 @@
     <w:uiPriority w:val="99"/>
     <w:semiHidden/>
     <w:unhideWhenUsed/>
-    <w:rsid w:val="00FD01F2"/>
+    <w:rsid w:val="00DF2C5C"/>
     <w:rPr>
       <w:color w:val="605E5C"/>
       <w:shd w:val="clear" w:color="auto" w:fill="E1DFDD"/>
     </w:rPr>
   </w:style>
-  <w:style w:type="character" w:styleId="FollowedHyperlink">
-    <w:name w:val="FollowedHyperlink"/>
-    <w:basedOn w:val="DefaultParagraphFont"/>
-    <w:uiPriority w:val="99"/>
-    <w:semiHidden/>
-    <w:unhideWhenUsed/>
-    <w:rsid w:val="00EE750B"/>
-    <w:rPr>
-      <w:color w:val="954F72" w:themeColor="followedHyperlink"/>
-      <w:u w:val="single"/>
-    </w:rPr>
+  <w:style w:type="paragraph" w:styleId="ListParagraph">
+    <w:name w:val="List Paragraph"/>
+    <w:basedOn w:val="Normal"/>
+    <w:uiPriority w:val="34"/>
+    <w:qFormat/>
+    <w:rsid w:val="00E01849"/>
+    <w:pPr>
+      <w:ind w:left="720"/>
+      <w:contextualSpacing/>
+    </w:pPr>
   </w:style>
 </w:styles>
 </file>
 
 <file path=word/theme/theme1.xml><?xml version="1.0" encoding="utf-8"?>
-<a:theme xmlns:a="http://schemas.openxmlformats.org/drawingml/2006/main" name="Office Theme">
+<a:theme xmlns:a="http://schemas.openxmlformats.org/drawingml/2006/main" name="ערכת נושא Office">
   <a:themeElements>
     <a:clrScheme name="Office">
       <a:dk1>
@@ -1481,16 +1735,4 @@
     </a:ext>
   </a:extLst>
 </a:theme>
-</file>
-
-<file path=customXml/item1.xml><?xml version="1.0" encoding="utf-8"?>
-<b:Sources xmlns:b="http://schemas.openxmlformats.org/officeDocument/2006/bibliography" xmlns="http://schemas.openxmlformats.org/officeDocument/2006/bibliography" SelectedStyle="\APASixthEditionOfficeOnline.xsl" StyleName="APA" Version="6"/>
-</file>
-
-<file path=customXml/itemProps1.xml><?xml version="1.0" encoding="utf-8"?>
-<ds:datastoreItem xmlns:ds="http://schemas.openxmlformats.org/officeDocument/2006/customXml" ds:itemID="{91C2FF81-AE17-464A-8CFE-15C852C67B11}">
-  <ds:schemaRefs>
-    <ds:schemaRef ds:uri="http://schemas.openxmlformats.org/officeDocument/2006/bibliography"/>
-  </ds:schemaRefs>
-</ds:datastoreItem>
 </file>